--- a/infapp/BastrakovSLAU.docx
+++ b/infapp/BastrakovSLAU.docx
@@ -624,14 +624,13 @@
             <w:rPr/>
           </w:pPr>
           <w:r>
-            <w:rPr/>
             <w:fldChar w:fldCharType="begin"/>
           </w:r>
           <w:r>
             <w:rPr>
               <w:rStyle w:val="IndexLink"/>
             </w:rPr>
-            <w:instrText xml:space="preserve"> TOC \o "1-3" \h \t "Subtitle,2"</w:instrText>
+            <w:instrText xml:space="preserve"> TOC \o "1-3" \t "Subtitle,2" \h</w:instrText>
           </w:r>
           <w:r>
             <w:rPr>
@@ -640,8 +639,13 @@
             <w:fldChar w:fldCharType="separate"/>
           </w:r>
           <w:r>
+            <w:rPr>
+              <w:rStyle w:val="IndexLink"/>
+            </w:rPr>
+            <w:t>1. Постановка задачи</w:t>
+          </w:r>
+          <w:r>
             <w:rPr/>
-            <w:t>1. Постановка задачи</w:t>
             <w:tab/>
             <w:t>3</w:t>
           </w:r>
@@ -822,9 +826,7 @@
             <w:t>14</w:t>
           </w:r>
           <w:r>
-            <w:rPr>
-              <w:rStyle w:val="IndexLink"/>
-            </w:rPr>
+            <w:rPr/>
             <w:fldChar w:fldCharType="end"/>
           </w:r>
         </w:p>
@@ -1716,23 +1718,6 @@
       <w:r>
         <w:rPr>
           <w:rFonts w:cs="Times New Roman" w:ascii="Times New Roman" w:hAnsi="Times New Roman"/>
-          <w:sz w:val="28"/>
-          <w:szCs w:val="28"/>
-        </w:rPr>
-      </w:r>
-    </w:p>
-    <w:p>
-      <w:pPr>
-        <w:pStyle w:val="Normal"/>
-        <w:rPr>
-          <w:rFonts w:ascii="Times New Roman" w:hAnsi="Times New Roman" w:cs="Times New Roman"/>
-          <w:sz w:val="28"/>
-          <w:szCs w:val="28"/>
-        </w:rPr>
-      </w:pPr>
-      <w:r>
-        <w:rPr>
-          <w:rFonts w:cs="Times New Roman" w:ascii="Times New Roman" w:hAnsi="Times New Roman"/>
           <w:b w:val="false"/>
           <w:color w:val="000000"/>
           <w:sz w:val="28"/>
@@ -3505,6 +3490,29 @@
         <w:t xml:space="preserve">Именно поэтому достаточно одного массива: элемент </w:t>
       </w:r>
       <w:r>
+        <w:rPr/>
+      </w:r>
+      <m:oMath xmlns:m="http://schemas.openxmlformats.org/officeDocument/2006/math">
+        <m:sSub>
+          <m:e>
+            <m:r>
+              <w:rPr>
+                <w:rFonts w:ascii="Cambria Math" w:hAnsi="Cambria Math"/>
+              </w:rPr>
+              <m:t xml:space="preserve">x</m:t>
+            </m:r>
+          </m:e>
+          <m:sub>
+            <m:r>
+              <w:rPr>
+                <w:rFonts w:ascii="Cambria Math" w:hAnsi="Cambria Math"/>
+              </w:rPr>
+              <m:t xml:space="preserve">i</m:t>
+            </m:r>
+          </m:sub>
+        </m:sSub>
+      </m:oMath>
+      <w:r>
         <w:rPr>
           <w:rFonts w:cs="Times New Roman" w:ascii="Times New Roman" w:hAnsi="Times New Roman"/>
           <w:i w:val="false"/>
@@ -3512,45 +3520,10 @@
           <w:sz w:val="28"/>
           <w:szCs w:val="28"/>
         </w:rPr>
-      </w:r>
-      <m:oMath xmlns:m="http://schemas.openxmlformats.org/officeDocument/2006/math">
-        <m:sSub>
-          <m:e>
-            <m:r>
-              <w:rPr>
-                <w:rFonts w:ascii="Cambria Math" w:hAnsi="Cambria Math"/>
-              </w:rPr>
-              <m:t xml:space="preserve">x</m:t>
-            </m:r>
-          </m:e>
-          <m:sub>
-            <m:r>
-              <w:rPr>
-                <w:rFonts w:ascii="Cambria Math" w:hAnsi="Cambria Math"/>
-              </w:rPr>
-              <m:t xml:space="preserve">i</m:t>
-            </m:r>
-          </m:sub>
-        </m:sSub>
-      </m:oMath>
-      <w:r>
-        <w:rPr>
-          <w:rFonts w:cs="Times New Roman" w:ascii="Times New Roman" w:hAnsi="Times New Roman"/>
-          <w:i w:val="false"/>
-          <w:iCs w:val="false"/>
-          <w:sz w:val="28"/>
-          <w:szCs w:val="28"/>
-        </w:rPr>
         <w:t xml:space="preserve">​ перезаписывается сразу после вычисления, а элементы с большими индексами ещё хранят приближение с итерации </w:t>
       </w:r>
       <w:r>
-        <w:rPr>
-          <w:rFonts w:cs="Times New Roman" w:ascii="Times New Roman" w:hAnsi="Times New Roman"/>
-          <w:i w:val="false"/>
-          <w:iCs w:val="false"/>
-          <w:sz w:val="28"/>
-          <w:szCs w:val="28"/>
-        </w:rPr>
+        <w:rPr/>
       </w:r>
       <m:oMath xmlns:m="http://schemas.openxmlformats.org/officeDocument/2006/math">
         <m:r>
@@ -3890,6 +3863,71 @@
         <w:t xml:space="preserve"> При </w:t>
       </w:r>
       <w:r>
+        <w:rPr/>
+      </w:r>
+      <m:oMath xmlns:m="http://schemas.openxmlformats.org/officeDocument/2006/math">
+        <m:r>
+          <w:rPr>
+            <w:rFonts w:ascii="Cambria Math" w:hAnsi="Cambria Math"/>
+          </w:rPr>
+          <m:t xml:space="preserve">q</m:t>
+        </m:r>
+        <m:r>
+          <w:rPr>
+            <w:rFonts w:ascii="Cambria Math" w:hAnsi="Cambria Math"/>
+          </w:rPr>
+          <m:t xml:space="preserve">=</m:t>
+        </m:r>
+        <m:r>
+          <w:rPr>
+            <w:rFonts w:ascii="Cambria Math" w:hAnsi="Cambria Math"/>
+          </w:rPr>
+          <m:t xml:space="preserve">∥</m:t>
+        </m:r>
+        <m:r>
+          <w:rPr>
+            <w:rFonts w:ascii="Cambria Math" w:hAnsi="Cambria Math"/>
+          </w:rPr>
+          <m:t xml:space="preserve">C</m:t>
+        </m:r>
+        <m:sSub>
+          <m:e>
+            <m:r>
+              <w:rPr>
+                <w:rFonts w:ascii="Cambria Math" w:hAnsi="Cambria Math"/>
+              </w:rPr>
+              <m:t xml:space="preserve">∥</m:t>
+            </m:r>
+          </m:e>
+          <m:sub>
+            <m:r>
+              <w:rPr>
+                <w:rFonts w:ascii="Cambria Math" w:hAnsi="Cambria Math"/>
+              </w:rPr>
+              <m:t xml:space="preserve">∞</m:t>
+            </m:r>
+          </m:sub>
+        </m:sSub>
+        <m:r>
+          <w:rPr>
+            <w:rFonts w:ascii="Cambria Math" w:hAnsi="Cambria Math"/>
+          </w:rPr>
+          <m:t xml:space="preserve">​</m:t>
+        </m:r>
+        <m:r>
+          <w:rPr>
+            <w:rFonts w:ascii="Cambria Math" w:hAnsi="Cambria Math"/>
+          </w:rPr>
+          <m:t xml:space="preserve">&lt;</m:t>
+        </m:r>
+        <m:r>
+          <w:rPr>
+            <w:rFonts w:ascii="Cambria Math" w:hAnsi="Cambria Math"/>
+          </w:rPr>
+          <m:t xml:space="preserve">1</m:t>
+        </m:r>
+      </m:oMath>
+      <w:r>
         <w:rPr>
           <w:rFonts w:cs="Times New Roman" w:ascii="Times New Roman" w:hAnsi="Times New Roman"/>
           <w:i w:val="false"/>
@@ -3897,77 +3935,6 @@
           <w:sz w:val="28"/>
           <w:szCs w:val="28"/>
         </w:rPr>
-      </w:r>
-      <m:oMath xmlns:m="http://schemas.openxmlformats.org/officeDocument/2006/math">
-        <m:r>
-          <w:rPr>
-            <w:rFonts w:ascii="Cambria Math" w:hAnsi="Cambria Math"/>
-          </w:rPr>
-          <m:t xml:space="preserve">q</m:t>
-        </m:r>
-        <m:r>
-          <w:rPr>
-            <w:rFonts w:ascii="Cambria Math" w:hAnsi="Cambria Math"/>
-          </w:rPr>
-          <m:t xml:space="preserve">=</m:t>
-        </m:r>
-        <m:r>
-          <w:rPr>
-            <w:rFonts w:ascii="Cambria Math" w:hAnsi="Cambria Math"/>
-          </w:rPr>
-          <m:t xml:space="preserve">∥</m:t>
-        </m:r>
-        <m:r>
-          <w:rPr>
-            <w:rFonts w:ascii="Cambria Math" w:hAnsi="Cambria Math"/>
-          </w:rPr>
-          <m:t xml:space="preserve">C</m:t>
-        </m:r>
-        <m:sSub>
-          <m:e>
-            <m:r>
-              <w:rPr>
-                <w:rFonts w:ascii="Cambria Math" w:hAnsi="Cambria Math"/>
-              </w:rPr>
-              <m:t xml:space="preserve">∥</m:t>
-            </m:r>
-          </m:e>
-          <m:sub>
-            <m:r>
-              <w:rPr>
-                <w:rFonts w:ascii="Cambria Math" w:hAnsi="Cambria Math"/>
-              </w:rPr>
-              <m:t xml:space="preserve">∞</m:t>
-            </m:r>
-          </m:sub>
-        </m:sSub>
-        <m:r>
-          <w:rPr>
-            <w:rFonts w:ascii="Cambria Math" w:hAnsi="Cambria Math"/>
-          </w:rPr>
-          <m:t xml:space="preserve">​</m:t>
-        </m:r>
-        <m:r>
-          <w:rPr>
-            <w:rFonts w:ascii="Cambria Math" w:hAnsi="Cambria Math"/>
-          </w:rPr>
-          <m:t xml:space="preserve">&lt;</m:t>
-        </m:r>
-        <m:r>
-          <w:rPr>
-            <w:rFonts w:ascii="Cambria Math" w:hAnsi="Cambria Math"/>
-          </w:rPr>
-          <m:t xml:space="preserve">1</m:t>
-        </m:r>
-      </m:oMath>
-      <w:r>
-        <w:rPr>
-          <w:rFonts w:cs="Times New Roman" w:ascii="Times New Roman" w:hAnsi="Times New Roman"/>
-          <w:i w:val="false"/>
-          <w:iCs w:val="false"/>
-          <w:sz w:val="28"/>
-          <w:szCs w:val="28"/>
-        </w:rPr>
         <w:t xml:space="preserve"> погрешность k-го приближения оценивается апостериорно:</w:t>
       </w:r>
     </w:p>
@@ -3984,13 +3951,7 @@
         </w:rPr>
       </w:pPr>
       <w:r>
-        <w:rPr>
-          <w:rFonts w:cs="Times New Roman" w:ascii="Times New Roman" w:hAnsi="Times New Roman"/>
-          <w:i w:val="false"/>
-          <w:iCs w:val="false"/>
-          <w:sz w:val="28"/>
-          <w:szCs w:val="28"/>
-        </w:rPr>
+        <w:rPr/>
       </w:r>
       <m:oMathPara xmlns:m="http://schemas.openxmlformats.org/officeDocument/2006/math">
         <m:oMathParaPr>
@@ -4211,14 +4172,7 @@
         <w:t xml:space="preserve">Так как </w:t>
       </w:r>
       <w:r>
-        <w:rPr>
-          <w:rFonts w:eastAsia="Times New Roman" w:cs="Times New Roman" w:ascii="Times New Roman" w:hAnsi="Times New Roman"/>
-          <w:i w:val="false"/>
-          <w:iCs w:val="false"/>
-          <w:sz w:val="28"/>
-          <w:szCs w:val="28"/>
-          <w:lang w:eastAsia="ru-RU"/>
-        </w:rPr>
+        <w:rPr/>
       </w:r>
       <m:oMath xmlns:m="http://schemas.openxmlformats.org/officeDocument/2006/math">
         <m:sSup>
@@ -4414,14 +4368,7 @@
         <w:t xml:space="preserve">, ошибка убывает геометрически со скоростью </w:t>
       </w:r>
       <w:r>
-        <w:rPr>
-          <w:rFonts w:eastAsia="Times New Roman" w:cs="Times New Roman" w:ascii="Times New Roman" w:hAnsi="Times New Roman"/>
-          <w:i w:val="false"/>
-          <w:iCs w:val="false"/>
-          <w:sz w:val="28"/>
-          <w:szCs w:val="28"/>
-          <w:lang w:eastAsia="ru-RU"/>
-        </w:rPr>
+        <w:rPr/>
       </w:r>
       <m:oMath xmlns:m="http://schemas.openxmlformats.org/officeDocument/2006/math">
         <m:r>
@@ -4458,14 +4405,7 @@
         </w:rPr>
       </w:pPr>
       <w:r>
-        <w:rPr>
-          <w:rFonts w:eastAsia="Times New Roman" w:cs="Times New Roman" w:ascii="Times New Roman" w:hAnsi="Times New Roman"/>
-          <w:i w:val="false"/>
-          <w:iCs w:val="false"/>
-          <w:sz w:val="28"/>
-          <w:szCs w:val="28"/>
-          <w:lang w:eastAsia="ru-RU"/>
-        </w:rPr>
+        <w:rPr/>
       </w:r>
       <m:oMathPara xmlns:m="http://schemas.openxmlformats.org/officeDocument/2006/math">
         <m:oMathParaPr>
@@ -4672,7 +4612,51 @@
           <w:szCs w:val="28"/>
           <w:lang w:eastAsia="ru-RU"/>
         </w:rPr>
-        <w:t xml:space="preserve">Solve проверяет, что все диагональные элементы системы ненулевые, — иначе разложение x=Cx+d невозможно и метод неприменим </w:t>
+        <w:t xml:space="preserve">Solve проверяет, что все диагональные элементы системы ненулевые, — иначе разложение </w:t>
+      </w:r>
+      <w:r>
+        <w:rPr/>
+      </w:r>
+      <m:oMath xmlns:m="http://schemas.openxmlformats.org/officeDocument/2006/math">
+        <m:r>
+          <w:rPr>
+            <w:rFonts w:ascii="Cambria Math" w:hAnsi="Cambria Math"/>
+          </w:rPr>
+          <m:t xml:space="preserve">x</m:t>
+        </m:r>
+        <m:r>
+          <w:rPr>
+            <w:rFonts w:ascii="Cambria Math" w:hAnsi="Cambria Math"/>
+          </w:rPr>
+          <m:t xml:space="preserve">=</m:t>
+        </m:r>
+        <m:r>
+          <w:rPr>
+            <w:rFonts w:ascii="Cambria Math" w:hAnsi="Cambria Math"/>
+          </w:rPr>
+          <m:t xml:space="preserve">Cx</m:t>
+        </m:r>
+        <m:r>
+          <w:rPr>
+            <w:rFonts w:ascii="Cambria Math" w:hAnsi="Cambria Math"/>
+          </w:rPr>
+          <m:t xml:space="preserve">+</m:t>
+        </m:r>
+        <m:r>
+          <w:rPr>
+            <w:rFonts w:ascii="Cambria Math" w:hAnsi="Cambria Math"/>
+          </w:rPr>
+          <m:t xml:space="preserve">d</m:t>
+        </m:r>
+      </m:oMath>
+      <w:r>
+        <w:rPr>
+          <w:rFonts w:eastAsia="Times New Roman" w:cs="Times New Roman" w:ascii="Times New Roman" w:hAnsi="Times New Roman"/>
+          <w:sz w:val="28"/>
+          <w:szCs w:val="28"/>
+          <w:lang w:eastAsia="ru-RU"/>
+        </w:rPr>
+        <w:t xml:space="preserve"> невозможно и метод неприменим </w:t>
       </w:r>
     </w:p>
     <w:p>
@@ -4702,7 +4686,165 @@
           <w:szCs w:val="28"/>
           <w:lang w:eastAsia="ru-RU"/>
         </w:rPr>
-        <w:t xml:space="preserve">В том же методе строится матрица перехода C по формулам раздела 2.2: внедиагональные элементы равны −aij​/aii​, диагональные — нулю, вектор d заполняется отношениями bi​/aii​, а нулевое приближение принимается равным d </w:t>
+        <w:t xml:space="preserve">В том же методе строится матрица перехода C по формулам раздела 2.2: внедиагональные элементы равны </w:t>
+      </w:r>
+      <w:r>
+        <w:rPr/>
+      </w:r>
+      <m:oMath xmlns:m="http://schemas.openxmlformats.org/officeDocument/2006/math">
+        <m:f>
+          <m:num>
+            <m:r>
+              <w:rPr>
+                <w:rFonts w:ascii="Cambria Math" w:hAnsi="Cambria Math"/>
+              </w:rPr>
+              <m:t xml:space="preserve">−</m:t>
+            </m:r>
+            <m:sSub>
+              <m:e>
+                <m:r>
+                  <w:rPr>
+                    <w:rFonts w:ascii="Cambria Math" w:hAnsi="Cambria Math"/>
+                  </w:rPr>
+                  <m:t xml:space="preserve">a</m:t>
+                </m:r>
+              </m:e>
+              <m:sub>
+                <m:r>
+                  <w:rPr>
+                    <w:rFonts w:ascii="Cambria Math" w:hAnsi="Cambria Math"/>
+                  </w:rPr>
+                  <m:t xml:space="preserve">ij</m:t>
+                </m:r>
+              </m:sub>
+            </m:sSub>
+          </m:num>
+          <m:den>
+            <m:sSub>
+              <m:e>
+                <m:r>
+                  <w:rPr>
+                    <w:rFonts w:ascii="Cambria Math" w:hAnsi="Cambria Math"/>
+                  </w:rPr>
+                  <m:t xml:space="preserve">a</m:t>
+                </m:r>
+              </m:e>
+              <m:sub>
+                <m:r>
+                  <w:rPr>
+                    <w:rFonts w:ascii="Cambria Math" w:hAnsi="Cambria Math"/>
+                  </w:rPr>
+                  <m:t xml:space="preserve">ii</m:t>
+                </m:r>
+              </m:sub>
+            </m:sSub>
+          </m:den>
+        </m:f>
+      </m:oMath>
+      <w:r>
+        <w:rPr>
+          <w:rFonts w:eastAsia="Times New Roman" w:cs="Times New Roman" w:ascii="Times New Roman" w:hAnsi="Times New Roman"/>
+          <w:sz w:val="28"/>
+          <w:szCs w:val="28"/>
+          <w:lang w:eastAsia="ru-RU"/>
+        </w:rPr>
+        <w:t xml:space="preserve">, диагональные — нулю, вектор </w:t>
+      </w:r>
+      <w:r>
+        <w:rPr/>
+      </w:r>
+      <m:oMath xmlns:m="http://schemas.openxmlformats.org/officeDocument/2006/math">
+        <m:r>
+          <w:rPr>
+            <w:rFonts w:ascii="Cambria Math" w:hAnsi="Cambria Math"/>
+          </w:rPr>
+          <m:t xml:space="preserve">d</m:t>
+        </m:r>
+      </m:oMath>
+      <w:r>
+        <w:rPr>
+          <w:rFonts w:eastAsia="Times New Roman" w:cs="Times New Roman" w:ascii="Times New Roman" w:hAnsi="Times New Roman"/>
+          <w:sz w:val="28"/>
+          <w:szCs w:val="28"/>
+          <w:lang w:eastAsia="ru-RU"/>
+        </w:rPr>
+        <w:t xml:space="preserve"> заполняется отношениями </w:t>
+      </w:r>
+      <w:r>
+        <w:rPr/>
+      </w:r>
+      <m:oMath xmlns:m="http://schemas.openxmlformats.org/officeDocument/2006/math">
+        <m:f>
+          <m:num>
+            <m:sSub>
+              <m:e>
+                <m:r>
+                  <w:rPr>
+                    <w:rFonts w:ascii="Cambria Math" w:hAnsi="Cambria Math"/>
+                  </w:rPr>
+                  <m:t xml:space="preserve">b</m:t>
+                </m:r>
+              </m:e>
+              <m:sub>
+                <m:r>
+                  <w:rPr>
+                    <w:rFonts w:ascii="Cambria Math" w:hAnsi="Cambria Math"/>
+                  </w:rPr>
+                  <m:t xml:space="preserve">i</m:t>
+                </m:r>
+              </m:sub>
+            </m:sSub>
+          </m:num>
+          <m:den>
+            <m:sSub>
+              <m:e>
+                <m:r>
+                  <w:rPr>
+                    <w:rFonts w:ascii="Cambria Math" w:hAnsi="Cambria Math"/>
+                  </w:rPr>
+                  <m:t xml:space="preserve">a</m:t>
+                </m:r>
+              </m:e>
+              <m:sub>
+                <m:r>
+                  <w:rPr>
+                    <w:rFonts w:ascii="Cambria Math" w:hAnsi="Cambria Math"/>
+                  </w:rPr>
+                  <m:t xml:space="preserve">ii</m:t>
+                </m:r>
+              </m:sub>
+            </m:sSub>
+          </m:den>
+        </m:f>
+      </m:oMath>
+      <w:r>
+        <w:rPr>
+          <w:rFonts w:eastAsia="Times New Roman" w:cs="Times New Roman" w:ascii="Times New Roman" w:hAnsi="Times New Roman"/>
+          <w:sz w:val="28"/>
+          <w:szCs w:val="28"/>
+          <w:lang w:eastAsia="ru-RU"/>
+        </w:rPr>
+        <w:t xml:space="preserve">​, а нулевое приближение принимается равным </w:t>
+      </w:r>
+      <w:r>
+        <w:rPr/>
+      </w:r>
+      <m:oMath xmlns:m="http://schemas.openxmlformats.org/officeDocument/2006/math">
+        <m:r>
+          <w:rPr>
+            <w:rFonts w:ascii="Cambria Math" w:hAnsi="Cambria Math"/>
+          </w:rPr>
+          <m:t xml:space="preserve">d</m:t>
+        </m:r>
+      </m:oMath>
+      <w:r>
+        <w:rPr>
+          <w:rFonts w:eastAsia="Times New Roman" w:cs="Times New Roman" w:ascii="Times New Roman" w:hAnsi="Times New Roman"/>
+          <w:sz w:val="28"/>
+          <w:szCs w:val="28"/>
+          <w:lang w:eastAsia="ru-RU"/>
+        </w:rPr>
+        <w:t xml:space="preserve"> </w:t>
       </w:r>
     </w:p>
     <w:p>
@@ -4732,7 +4874,151 @@
           <w:szCs w:val="28"/>
           <w:lang w:eastAsia="ru-RU"/>
         </w:rPr>
-        <w:t xml:space="preserve">На каждой итерации компоненты xi​ вычисляются по возрастанию индекса, поэтому в правой части формулы для xi​ уже стоят обновлённые значения x1​,…,xi−1​ с текущей итерации и старые — с предыдущей, как того требует метод Зейделя </w:t>
+        <w:t xml:space="preserve">На каждой итерации компоненты </w:t>
+      </w:r>
+      <w:r>
+        <w:rPr/>
+      </w:r>
+      <m:oMath xmlns:m="http://schemas.openxmlformats.org/officeDocument/2006/math">
+        <m:sSub>
+          <m:e>
+            <m:r>
+              <w:rPr>
+                <w:rFonts w:ascii="Cambria Math" w:hAnsi="Cambria Math"/>
+              </w:rPr>
+              <m:t xml:space="preserve">x</m:t>
+            </m:r>
+          </m:e>
+          <m:sub>
+            <m:r>
+              <w:rPr>
+                <w:rFonts w:ascii="Cambria Math" w:hAnsi="Cambria Math"/>
+              </w:rPr>
+              <m:t xml:space="preserve">i</m:t>
+            </m:r>
+          </m:sub>
+        </m:sSub>
+      </m:oMath>
+      <w:r>
+        <w:rPr>
+          <w:rFonts w:eastAsia="Times New Roman" w:cs="Times New Roman" w:ascii="Times New Roman" w:hAnsi="Times New Roman"/>
+          <w:sz w:val="28"/>
+          <w:szCs w:val="28"/>
+          <w:lang w:eastAsia="ru-RU"/>
+        </w:rPr>
+        <w:t xml:space="preserve">​ вычисляются по возрастанию индекса, поэтому в правой части формулы для </w:t>
+      </w:r>
+      <w:r>
+        <w:rPr/>
+      </w:r>
+      <m:oMath xmlns:m="http://schemas.openxmlformats.org/officeDocument/2006/math">
+        <m:sSub>
+          <m:e>
+            <m:r>
+              <w:rPr>
+                <w:rFonts w:ascii="Cambria Math" w:hAnsi="Cambria Math"/>
+              </w:rPr>
+              <m:t xml:space="preserve">x</m:t>
+            </m:r>
+          </m:e>
+          <m:sub>
+            <m:r>
+              <w:rPr>
+                <w:rFonts w:ascii="Cambria Math" w:hAnsi="Cambria Math"/>
+              </w:rPr>
+              <m:t xml:space="preserve">i</m:t>
+            </m:r>
+          </m:sub>
+        </m:sSub>
+      </m:oMath>
+      <w:r>
+        <w:rPr>
+          <w:rFonts w:eastAsia="Times New Roman" w:cs="Times New Roman" w:ascii="Times New Roman" w:hAnsi="Times New Roman"/>
+          <w:sz w:val="28"/>
+          <w:szCs w:val="28"/>
+          <w:lang w:eastAsia="ru-RU"/>
+        </w:rPr>
+        <w:t xml:space="preserve"> уже стоят обновлённые значения </w:t>
+      </w:r>
+      <w:r>
+        <w:rPr/>
+      </w:r>
+      <m:oMath xmlns:m="http://schemas.openxmlformats.org/officeDocument/2006/math">
+        <m:sSub>
+          <m:e>
+            <m:r>
+              <w:rPr>
+                <w:rFonts w:ascii="Cambria Math" w:hAnsi="Cambria Math"/>
+              </w:rPr>
+              <m:t xml:space="preserve">x</m:t>
+            </m:r>
+          </m:e>
+          <m:sub>
+            <m:r>
+              <w:rPr>
+                <w:rFonts w:ascii="Cambria Math" w:hAnsi="Cambria Math"/>
+              </w:rPr>
+              <m:t xml:space="preserve">1</m:t>
+            </m:r>
+          </m:sub>
+        </m:sSub>
+        <m:r>
+          <w:rPr>
+            <w:rFonts w:ascii="Cambria Math" w:hAnsi="Cambria Math"/>
+          </w:rPr>
+          <m:t xml:space="preserve">,</m:t>
+        </m:r>
+        <m:r>
+          <w:rPr>
+            <w:rFonts w:ascii="Cambria Math" w:hAnsi="Cambria Math"/>
+          </w:rPr>
+          <m:t xml:space="preserve">...</m:t>
+        </m:r>
+        <m:r>
+          <w:rPr>
+            <w:rFonts w:ascii="Cambria Math" w:hAnsi="Cambria Math"/>
+          </w:rPr>
+          <m:t xml:space="preserve">,</m:t>
+        </m:r>
+        <m:sSub>
+          <m:e>
+            <m:r>
+              <w:rPr>
+                <w:rFonts w:ascii="Cambria Math" w:hAnsi="Cambria Math"/>
+              </w:rPr>
+              <m:t xml:space="preserve">x</m:t>
+            </m:r>
+          </m:e>
+          <m:sub>
+            <m:r>
+              <w:rPr>
+                <w:rFonts w:ascii="Cambria Math" w:hAnsi="Cambria Math"/>
+              </w:rPr>
+              <m:t xml:space="preserve">i</m:t>
+            </m:r>
+            <m:r>
+              <w:rPr>
+                <w:rFonts w:ascii="Cambria Math" w:hAnsi="Cambria Math"/>
+              </w:rPr>
+              <m:t xml:space="preserve">−</m:t>
+            </m:r>
+            <m:r>
+              <w:rPr>
+                <w:rFonts w:ascii="Cambria Math" w:hAnsi="Cambria Math"/>
+              </w:rPr>
+              <m:t xml:space="preserve">1</m:t>
+            </m:r>
+          </m:sub>
+        </m:sSub>
+      </m:oMath>
+      <w:r>
+        <w:rPr>
+          <w:rFonts w:eastAsia="Times New Roman" w:cs="Times New Roman" w:ascii="Times New Roman" w:hAnsi="Times New Roman"/>
+          <w:sz w:val="28"/>
+          <w:szCs w:val="28"/>
+          <w:lang w:eastAsia="ru-RU"/>
+        </w:rPr>
+        <w:t xml:space="preserve">​ с текущей итерации и старые — с предыдущей, как того требует метод Зейделя </w:t>
       </w:r>
     </w:p>
     <w:p>
@@ -4762,8 +5048,45 @@
           <w:szCs w:val="28"/>
           <w:lang w:eastAsia="ru-RU"/>
         </w:rPr>
-        <w:t xml:space="preserve">После каждой итерации печатается строка таблицы с номером итерации, всеми компонентами приближения и максимумом модуля разности max∣Δx∣ </w:t>
-      </w:r>
+        <w:t xml:space="preserve">После каждой итерации печатается строка таблицы с номером итерации, всеми компонентами приближения и максимумом модуля разности </w:t>
+      </w:r>
+      <w:r>
+        <w:rPr/>
+      </w:r>
+      <m:oMath xmlns:m="http://schemas.openxmlformats.org/officeDocument/2006/math">
+        <m:r>
+          <w:rPr>
+            <w:rFonts w:ascii="Cambria Math" w:hAnsi="Cambria Math"/>
+          </w:rPr>
+          <m:t xml:space="preserve">max</m:t>
+        </m:r>
+        <m:d>
+          <m:dPr>
+            <m:begChr m:val="|"/>
+            <m:endChr m:val="|"/>
+          </m:dPr>
+          <m:e>
+            <m:r>
+              <w:rPr>
+                <w:rFonts w:ascii="Cambria Math" w:hAnsi="Cambria Math"/>
+              </w:rPr>
+              <m:t xml:space="preserve">Δx</m:t>
+            </m:r>
+          </m:e>
+        </m:d>
+        <m:r>
+          <w:rPr>
+            <w:rFonts w:ascii="Cambria Math" w:hAnsi="Cambria Math"/>
+          </w:rPr>
+          <m:t xml:space="preserve">&gt;</m:t>
+        </m:r>
+        <m:r>
+          <w:rPr>
+            <w:rFonts w:ascii="Cambria Math" w:hAnsi="Cambria Math"/>
+          </w:rPr>
+          <m:t xml:space="preserve">ε</m:t>
+        </m:r>
+      </m:oMath>
     </w:p>
     <w:p>
       <w:pPr>
@@ -4792,7 +5115,99 @@
           <w:szCs w:val="28"/>
           <w:lang w:eastAsia="ru-RU"/>
         </w:rPr>
-        <w:t xml:space="preserve">Итерации продолжаются, пока max∣Δx∣&gt;ε; как только условие max∣Δx∣≤ε выполнено, метод печатает число выполненных итераций и возвращает найденное приближение, а при превышении 100000 итераций сообщает о расходимости </w:t>
+        <w:t xml:space="preserve">Итерации продолжаются, пока </w:t>
+      </w:r>
+      <w:r>
+        <w:rPr/>
+      </w:r>
+      <m:oMath xmlns:m="http://schemas.openxmlformats.org/officeDocument/2006/math">
+        <m:r>
+          <w:rPr>
+            <w:rFonts w:ascii="Cambria Math" w:hAnsi="Cambria Math"/>
+          </w:rPr>
+          <m:t xml:space="preserve">max</m:t>
+        </m:r>
+        <m:d>
+          <m:dPr>
+            <m:begChr m:val="|"/>
+            <m:endChr m:val="|"/>
+          </m:dPr>
+          <m:e>
+            <m:r>
+              <w:rPr>
+                <w:rFonts w:ascii="Cambria Math" w:hAnsi="Cambria Math"/>
+              </w:rPr>
+              <m:t xml:space="preserve">Δx</m:t>
+            </m:r>
+          </m:e>
+        </m:d>
+        <m:r>
+          <w:rPr>
+            <w:rFonts w:ascii="Cambria Math" w:hAnsi="Cambria Math"/>
+          </w:rPr>
+          <m:t xml:space="preserve">&gt;</m:t>
+        </m:r>
+        <m:r>
+          <w:rPr>
+            <w:rFonts w:ascii="Cambria Math" w:hAnsi="Cambria Math"/>
+          </w:rPr>
+          <m:t xml:space="preserve">ε</m:t>
+        </m:r>
+      </m:oMath>
+      <w:r>
+        <w:rPr>
+          <w:rFonts w:eastAsia="Times New Roman" w:cs="Times New Roman" w:ascii="Times New Roman" w:hAnsi="Times New Roman"/>
+          <w:sz w:val="28"/>
+          <w:szCs w:val="28"/>
+          <w:lang w:eastAsia="ru-RU"/>
+        </w:rPr>
+        <w:t xml:space="preserve">; как только условие </w:t>
+      </w:r>
+      <w:r>
+        <w:rPr/>
+      </w:r>
+      <m:oMath xmlns:m="http://schemas.openxmlformats.org/officeDocument/2006/math">
+        <m:r>
+          <w:rPr>
+            <w:rFonts w:ascii="Cambria Math" w:hAnsi="Cambria Math"/>
+          </w:rPr>
+          <m:t xml:space="preserve">max</m:t>
+        </m:r>
+        <m:d>
+          <m:dPr>
+            <m:begChr m:val="|"/>
+            <m:endChr m:val="|"/>
+          </m:dPr>
+          <m:e>
+            <m:r>
+              <w:rPr>
+                <w:rFonts w:ascii="Cambria Math" w:hAnsi="Cambria Math"/>
+              </w:rPr>
+              <m:t xml:space="preserve">Δx</m:t>
+            </m:r>
+          </m:e>
+        </m:d>
+        <m:r>
+          <w:rPr>
+            <w:rFonts w:ascii="Cambria Math" w:hAnsi="Cambria Math"/>
+          </w:rPr>
+          <m:t xml:space="preserve">≤</m:t>
+        </m:r>
+        <m:r>
+          <w:rPr>
+            <w:rFonts w:ascii="Cambria Math" w:hAnsi="Cambria Math"/>
+          </w:rPr>
+          <m:t xml:space="preserve">ε</m:t>
+        </m:r>
+      </m:oMath>
+      <w:r>
+        <w:rPr>
+          <w:rFonts w:eastAsia="Times New Roman" w:cs="Times New Roman" w:ascii="Times New Roman" w:hAnsi="Times New Roman"/>
+          <w:sz w:val="28"/>
+          <w:szCs w:val="28"/>
+          <w:lang w:eastAsia="ru-RU"/>
+        </w:rPr>
+        <w:t xml:space="preserve"> выполнено, метод печатает число выполненных итераций и возвращает найденное приближение, а при превышении 100000 итераций сообщает о расходимости </w:t>
       </w:r>
     </w:p>
     <w:p>
@@ -4851,6 +5266,7 @@
     <w:p>
       <w:pPr>
         <w:pStyle w:val="Subtitle"/>
+        <w:spacing w:before="0" w:after="160"/>
         <w:rPr>
           <w:rFonts w:ascii="Times New Roman" w:hAnsi="Times New Roman" w:cs="Times New Roman"/>
           <w:b/>
@@ -4884,12 +5300,12 @@
       </w:pPr>
       <w:r>
         <w:rPr>
-          <w:rFonts w:ascii="Times New Roman" w:hAnsi="Times New Roman" w:eastAsia="Times New Roman" w:cs="Times New Roman"/>
-          <w:sz w:val="28"/>
-          <w:szCs w:val="28"/>
-          <w:lang w:eastAsia="ru-RU"/>
-        </w:rPr>
-        <w:t xml:space="preserve">Проверим условия сходимости для исходной системы:</w:t>
+          <w:rFonts w:eastAsia="Times New Roman" w:cs="Times New Roman" w:ascii="Times New Roman" w:hAnsi="Times New Roman"/>
+          <w:sz w:val="28"/>
+          <w:szCs w:val="28"/>
+          <w:lang w:eastAsia="ru-RU"/>
+        </w:rPr>
+        <w:t>Проверим условия сходимости для исходной системы:</w:t>
       </w:r>
     </w:p>
     <w:tbl>
@@ -4911,6 +5327,7 @@
         <w:gridCol w:w="3115"/>
       </w:tblGrid>
       <w:tr>
+        <w:trPr/>
         <w:tc>
           <w:tcPr>
             <w:tcW w:w="3115" w:type="dxa"/>
@@ -4938,14 +5355,14 @@
             </w:pPr>
             <w:r>
               <w:rPr>
-                <w:rFonts w:ascii="Times New Roman" w:hAnsi="Times New Roman" w:eastAsia="Times New Roman" w:cs="Times New Roman"/>
+                <w:rFonts w:eastAsia="Times New Roman" w:cs="Times New Roman" w:ascii="Times New Roman" w:hAnsi="Times New Roman"/>
                 <w:b/>
                 <w:bCs/>
                 <w:sz w:val="28"/>
                 <w:szCs w:val="28"/>
                 <w:lang w:eastAsia="ru-RU"/>
               </w:rPr>
-              <w:t xml:space="preserve">Норма</w:t>
+              <w:t>Норма</w:t>
             </w:r>
           </w:p>
         </w:tc>
@@ -4976,14 +5393,14 @@
             </w:pPr>
             <w:r>
               <w:rPr>
-                <w:rFonts w:ascii="Times New Roman" w:hAnsi="Times New Roman" w:eastAsia="Times New Roman" w:cs="Times New Roman"/>
+                <w:rFonts w:eastAsia="Times New Roman" w:cs="Times New Roman" w:ascii="Times New Roman" w:hAnsi="Times New Roman"/>
                 <w:b/>
                 <w:bCs/>
                 <w:sz w:val="28"/>
                 <w:szCs w:val="28"/>
                 <w:lang w:eastAsia="ru-RU"/>
               </w:rPr>
-              <w:t xml:space="preserve">Значение</w:t>
+              <w:t>Значение</w:t>
             </w:r>
           </w:p>
         </w:tc>
@@ -5014,19 +5431,20 @@
             </w:pPr>
             <w:r>
               <w:rPr>
-                <w:rFonts w:ascii="Times New Roman" w:hAnsi="Times New Roman" w:eastAsia="Times New Roman" w:cs="Times New Roman"/>
+                <w:rFonts w:eastAsia="Times New Roman" w:cs="Times New Roman" w:ascii="Times New Roman" w:hAnsi="Times New Roman"/>
                 <w:b/>
                 <w:bCs/>
                 <w:sz w:val="28"/>
                 <w:szCs w:val="28"/>
                 <w:lang w:eastAsia="ru-RU"/>
               </w:rPr>
-              <w:t xml:space="preserve">Результат</w:t>
+              <w:t>Результат</w:t>
             </w:r>
           </w:p>
         </w:tc>
       </w:tr>
       <w:tr>
+        <w:trPr/>
         <w:tc>
           <w:tcPr>
             <w:tcW w:w="3115" w:type="dxa"/>
@@ -5055,42 +5473,47 @@
             <w:r>
               <w:rPr/>
             </w:r>
-            <m:oMath xmlns:m="http://schemas.openxmlformats.org/officeDocument/2006/math">
-              <m:sSub>
-                <m:e>
-                  <m:d>
-                    <m:dPr>
-                      <m:begChr m:val="|"/>
-                      <m:endChr m:val="|"/>
-                    </m:dPr>
-                    <m:e>
-                      <m:d>
-                        <m:dPr>
-                          <m:begChr m:val="|"/>
-                          <m:endChr m:val="|"/>
-                        </m:dPr>
-                        <m:e>
-                          <m:r>
-                            <w:rPr>
-                              <w:rFonts w:ascii="Cambria Math" w:hAnsi="Cambria Math"/>
-                            </w:rPr>
-                            <m:t xml:space="preserve">C</m:t>
-                          </m:r>
-                        </m:e>
-                      </m:d>
-                    </m:e>
-                  </m:d>
-                </m:e>
-                <m:sub>
-                  <m:r>
-                    <w:rPr>
-                      <w:rFonts w:ascii="Cambria Math" w:hAnsi="Cambria Math"/>
-                    </w:rPr>
-                    <m:t xml:space="preserve">1</m:t>
-                  </m:r>
-                </m:sub>
-              </m:sSub>
-            </m:oMath>
+            <m:oMathPara xmlns:m="http://schemas.openxmlformats.org/officeDocument/2006/math">
+              <m:oMathParaPr>
+                <m:jc m:val="center"/>
+              </m:oMathParaPr>
+              <m:oMath>
+                <m:sSub>
+                  <m:e>
+                    <m:d>
+                      <m:dPr>
+                        <m:begChr m:val="|"/>
+                        <m:endChr m:val="|"/>
+                      </m:dPr>
+                      <m:e>
+                        <m:d>
+                          <m:dPr>
+                            <m:begChr m:val="|"/>
+                            <m:endChr m:val="|"/>
+                          </m:dPr>
+                          <m:e>
+                            <m:r>
+                              <w:rPr>
+                                <w:rFonts w:ascii="Cambria Math" w:hAnsi="Cambria Math"/>
+                              </w:rPr>
+                              <m:t xml:space="preserve">C</m:t>
+                            </m:r>
+                          </m:e>
+                        </m:d>
+                      </m:e>
+                    </m:d>
+                  </m:e>
+                  <m:sub>
+                    <m:r>
+                      <w:rPr>
+                        <w:rFonts w:ascii="Cambria Math" w:hAnsi="Cambria Math"/>
+                      </w:rPr>
+                      <m:t xml:space="preserve">1</m:t>
+                    </m:r>
+                  </m:sub>
+                </m:sSub>
+              </m:oMath>
+            </m:oMathPara>
           </w:p>
         </w:tc>
         <w:tc>
@@ -5120,12 +5543,12 @@
             </w:pPr>
             <w:r>
               <w:rPr>
-                <w:rFonts w:ascii="Times New Roman" w:hAnsi="Times New Roman" w:eastAsia="Times New Roman" w:cs="Times New Roman"/>
+                <w:rFonts w:eastAsia="Times New Roman" w:cs="Times New Roman" w:ascii="Times New Roman" w:hAnsi="Times New Roman"/>
                 <w:sz w:val="28"/>
                 <w:szCs w:val="28"/>
                 <w:lang w:eastAsia="ru-RU"/>
               </w:rPr>
-              <w:t xml:space="preserve">5,3654</w:t>
+              <w:t>5,3654</w:t>
             </w:r>
           </w:p>
         </w:tc>
@@ -5156,17 +5579,27 @@
             </w:pPr>
             <w:r>
               <w:rPr>
-                <w:rFonts w:ascii="Times New Roman" w:hAnsi="Times New Roman" w:eastAsia="Times New Roman" w:cs="Times New Roman"/>
+                <w:rFonts w:eastAsia="Times New Roman" w:cs="Times New Roman" w:ascii="Times New Roman" w:hAnsi="Times New Roman"/>
                 <w:sz w:val="28"/>
                 <w:szCs w:val="28"/>
                 <w:lang w:eastAsia="ru-RU"/>
               </w:rPr>
-              <w:t xml:space="preserve">≥ 1 — не выполнено</w:t>
+              <w:t xml:space="preserve">≥ </w:t>
+            </w:r>
+            <w:r>
+              <w:rPr>
+                <w:rFonts w:eastAsia="Times New Roman" w:cs="Times New Roman" w:ascii="Times New Roman" w:hAnsi="Times New Roman"/>
+                <w:sz w:val="28"/>
+                <w:szCs w:val="28"/>
+                <w:lang w:eastAsia="ru-RU"/>
+              </w:rPr>
+              <w:t>1 — не выполнено</w:t>
             </w:r>
           </w:p>
         </w:tc>
       </w:tr>
       <w:tr>
+        <w:trPr/>
         <w:tc>
           <w:tcPr>
             <w:tcW w:w="3115" w:type="dxa"/>
@@ -5195,42 +5628,47 @@
             <w:r>
               <w:rPr/>
             </w:r>
-            <m:oMath xmlns:m="http://schemas.openxmlformats.org/officeDocument/2006/math">
-              <m:sSub>
-                <m:e>
-                  <m:d>
-                    <m:dPr>
-                      <m:begChr m:val="|"/>
-                      <m:endChr m:val="|"/>
-                    </m:dPr>
-                    <m:e>
-                      <m:d>
-                        <m:dPr>
-                          <m:begChr m:val="|"/>
-                          <m:endChr m:val="|"/>
-                        </m:dPr>
-                        <m:e>
-                          <m:r>
-                            <w:rPr>
-                              <w:rFonts w:ascii="Cambria Math" w:hAnsi="Cambria Math"/>
-                            </w:rPr>
-                            <m:t xml:space="preserve">C</m:t>
-                          </m:r>
-                        </m:e>
-                      </m:d>
-                    </m:e>
-                  </m:d>
-                </m:e>
-                <m:sub>
-                  <m:r>
-                    <w:rPr>
-                      <w:rFonts w:ascii="Cambria Math" w:hAnsi="Cambria Math"/>
-                    </w:rPr>
-                    <m:t xml:space="preserve">∞</m:t>
-                  </m:r>
-                </m:sub>
-              </m:sSub>
-            </m:oMath>
+            <m:oMathPara xmlns:m="http://schemas.openxmlformats.org/officeDocument/2006/math">
+              <m:oMathParaPr>
+                <m:jc m:val="center"/>
+              </m:oMathParaPr>
+              <m:oMath>
+                <m:sSub>
+                  <m:e>
+                    <m:d>
+                      <m:dPr>
+                        <m:begChr m:val="|"/>
+                        <m:endChr m:val="|"/>
+                      </m:dPr>
+                      <m:e>
+                        <m:d>
+                          <m:dPr>
+                            <m:begChr m:val="|"/>
+                            <m:endChr m:val="|"/>
+                          </m:dPr>
+                          <m:e>
+                            <m:r>
+                              <w:rPr>
+                                <w:rFonts w:ascii="Cambria Math" w:hAnsi="Cambria Math"/>
+                              </w:rPr>
+                              <m:t xml:space="preserve">C</m:t>
+                            </m:r>
+                          </m:e>
+                        </m:d>
+                      </m:e>
+                    </m:d>
+                  </m:e>
+                  <m:sub>
+                    <m:r>
+                      <w:rPr>
+                        <w:rFonts w:ascii="Cambria Math" w:hAnsi="Cambria Math"/>
+                      </w:rPr>
+                      <m:t xml:space="preserve">∞</m:t>
+                    </m:r>
+                  </m:sub>
+                </m:sSub>
+              </m:oMath>
+            </m:oMathPara>
           </w:p>
         </w:tc>
         <w:tc>
@@ -5260,12 +5698,12 @@
             </w:pPr>
             <w:r>
               <w:rPr>
-                <w:rFonts w:ascii="Times New Roman" w:hAnsi="Times New Roman" w:eastAsia="Times New Roman" w:cs="Times New Roman"/>
+                <w:rFonts w:eastAsia="Times New Roman" w:cs="Times New Roman" w:ascii="Times New Roman" w:hAnsi="Times New Roman"/>
                 <w:sz w:val="28"/>
                 <w:szCs w:val="28"/>
                 <w:lang w:eastAsia="ru-RU"/>
               </w:rPr>
-              <w:t xml:space="preserve">8,1667</w:t>
+              <w:t>8,1667</w:t>
             </w:r>
           </w:p>
         </w:tc>
@@ -5296,12 +5734,21 @@
             </w:pPr>
             <w:r>
               <w:rPr>
-                <w:rFonts w:ascii="Times New Roman" w:hAnsi="Times New Roman" w:eastAsia="Times New Roman" w:cs="Times New Roman"/>
+                <w:rFonts w:eastAsia="Times New Roman" w:cs="Times New Roman" w:ascii="Times New Roman" w:hAnsi="Times New Roman"/>
                 <w:sz w:val="28"/>
                 <w:szCs w:val="28"/>
                 <w:lang w:eastAsia="ru-RU"/>
               </w:rPr>
-              <w:t xml:space="preserve">≥ 1 — не выполнено</w:t>
+              <w:t xml:space="preserve">≥ </w:t>
+            </w:r>
+            <w:r>
+              <w:rPr>
+                <w:rFonts w:eastAsia="Times New Roman" w:cs="Times New Roman" w:ascii="Times New Roman" w:hAnsi="Times New Roman"/>
+                <w:sz w:val="28"/>
+                <w:szCs w:val="28"/>
+                <w:lang w:eastAsia="ru-RU"/>
+              </w:rPr>
+              <w:t>1 — не выполнено</w:t>
             </w:r>
           </w:p>
         </w:tc>
@@ -5319,7 +5766,7 @@
       </w:pPr>
       <w:r>
         <w:rPr>
-          <w:rFonts w:ascii="Times New Roman" w:hAnsi="Times New Roman" w:eastAsia="Times New Roman" w:cs="Times New Roman"/>
+          <w:rFonts w:eastAsia="Times New Roman" w:cs="Times New Roman" w:ascii="Times New Roman" w:hAnsi="Times New Roman"/>
           <w:sz w:val="28"/>
           <w:szCs w:val="28"/>
           <w:lang w:eastAsia="ru-RU"/>
@@ -5369,9 +5816,6 @@
           <m:t xml:space="preserve">−</m:t>
         </m:r>
         <m:f>
-          <m:fPr>
-            <m:type m:val="bar"/>
-          </m:fPr>
           <m:num>
             <m:sSub>
               <m:e>
@@ -5416,7 +5860,7 @@
       </m:oMath>
       <w:r>
         <w:rPr>
-          <w:rFonts w:ascii="Times New Roman" w:hAnsi="Times New Roman" w:eastAsia="Times New Roman" w:cs="Times New Roman"/>
+          <w:rFonts w:eastAsia="Times New Roman" w:cs="Times New Roman" w:ascii="Times New Roman" w:hAnsi="Times New Roman"/>
           <w:sz w:val="28"/>
           <w:szCs w:val="28"/>
           <w:lang w:eastAsia="ru-RU"/>
@@ -5442,7 +5886,7 @@
       </w:pPr>
       <w:r>
         <w:rPr>
-          <w:rFonts w:ascii="Times New Roman" w:hAnsi="Times New Roman" w:eastAsia="Times New Roman" w:cs="Times New Roman"/>
+          <w:rFonts w:eastAsia="Times New Roman" w:cs="Times New Roman" w:ascii="Times New Roman" w:hAnsi="Times New Roman"/>
           <w:sz w:val="28"/>
           <w:szCs w:val="28"/>
           <w:lang w:eastAsia="ru-RU"/>
@@ -5451,7 +5895,7 @@
       </w:r>
       <w:r>
         <w:rPr>
-          <w:rFonts w:ascii="Times New Roman" w:hAnsi="Times New Roman" w:eastAsia="Times New Roman" w:cs="Times New Roman"/>
+          <w:rFonts w:eastAsia="Times New Roman" w:cs="Times New Roman" w:ascii="Times New Roman" w:hAnsi="Times New Roman"/>
           <w:b/>
           <w:bCs/>
           <w:sz w:val="28"/>
@@ -5485,7 +5929,7 @@
       </m:oMath>
       <w:r>
         <w:rPr>
-          <w:rFonts w:ascii="Times New Roman" w:hAnsi="Times New Roman" w:eastAsia="Times New Roman" w:cs="Times New Roman"/>
+          <w:rFonts w:eastAsia="Times New Roman" w:cs="Times New Roman" w:ascii="Times New Roman" w:hAnsi="Times New Roman"/>
           <w:b/>
           <w:bCs/>
           <w:sz w:val="28"/>
@@ -5499,9 +5943,6 @@
       </w:r>
       <m:oMath xmlns:m="http://schemas.openxmlformats.org/officeDocument/2006/math">
         <m:f>
-          <m:fPr>
-            <m:type m:val="bar"/>
-          </m:fPr>
           <m:num>
             <m:d>
               <m:dPr>
@@ -5606,9 +6047,6 @@
           <m:t xml:space="preserve">=</m:t>
         </m:r>
         <m:f>
-          <m:fPr>
-            <m:type m:val="bar"/>
-          </m:fPr>
           <m:num>
             <m:sSub>
               <m:e>
@@ -5670,7 +6108,7 @@
       </w:pPr>
       <w:r>
         <w:rPr>
-          <w:rFonts w:ascii="Times New Roman" w:hAnsi="Times New Roman" w:eastAsia="Times New Roman" w:cs="Times New Roman"/>
+          <w:rFonts w:eastAsia="Times New Roman" w:cs="Times New Roman" w:ascii="Times New Roman" w:hAnsi="Times New Roman"/>
           <w:sz w:val="28"/>
           <w:szCs w:val="28"/>
           <w:lang w:eastAsia="ru-RU"/>
@@ -5679,18 +6117,18 @@
       </w:r>
       <w:r>
         <w:rPr>
-          <w:rFonts w:ascii="Times New Roman" w:hAnsi="Times New Roman" w:eastAsia="Times New Roman" w:cs="Times New Roman"/>
+          <w:rFonts w:eastAsia="Times New Roman" w:cs="Times New Roman" w:ascii="Times New Roman" w:hAnsi="Times New Roman"/>
           <w:b/>
           <w:bCs/>
           <w:sz w:val="28"/>
           <w:szCs w:val="28"/>
           <w:lang w:eastAsia="ru-RU"/>
         </w:rPr>
-        <w:t xml:space="preserve">Перестановка строк</w:t>
-      </w:r>
-      <w:r>
-        <w:rPr>
-          <w:rFonts w:ascii="Times New Roman" w:hAnsi="Times New Roman" w:eastAsia="Times New Roman" w:cs="Times New Roman"/>
+        <w:t>Перестановка строк</w:t>
+      </w:r>
+      <w:r>
+        <w:rPr>
+          <w:rFonts w:eastAsia="Times New Roman" w:cs="Times New Roman" w:ascii="Times New Roman" w:hAnsi="Times New Roman"/>
           <w:sz w:val="28"/>
           <w:szCs w:val="28"/>
           <w:lang w:eastAsia="ru-RU"/>
@@ -5710,7 +6148,7 @@
       </m:oMath>
       <w:r>
         <w:rPr>
-          <w:rFonts w:ascii="Times New Roman" w:hAnsi="Times New Roman" w:eastAsia="Times New Roman" w:cs="Times New Roman"/>
+          <w:rFonts w:eastAsia="Times New Roman" w:cs="Times New Roman" w:ascii="Times New Roman" w:hAnsi="Times New Roman"/>
           <w:sz w:val="28"/>
           <w:szCs w:val="28"/>
           <w:lang w:eastAsia="ru-RU"/>
@@ -5719,38 +6157,38 @@
       </w:r>
       <w:r>
         <w:rPr>
-          <w:rFonts w:ascii="Times New Roman" w:hAnsi="Times New Roman" w:eastAsia="Times New Roman" w:cs="Times New Roman"/>
+          <w:rFonts w:eastAsia="Times New Roman" w:cs="Times New Roman" w:ascii="Times New Roman" w:hAnsi="Times New Roman"/>
           <w:b/>
           <w:bCs/>
           <w:sz w:val="28"/>
           <w:szCs w:val="28"/>
           <w:lang w:eastAsia="ru-RU"/>
         </w:rPr>
-        <w:t xml:space="preserve">перестановка столбцов</w:t>
-      </w:r>
-      <w:r>
+        <w:t>перестановка столбцов</w:t>
+      </w:r>
+      <w:r>
+        <w:rPr>
+          <w:rFonts w:eastAsia="Times New Roman" w:cs="Times New Roman" w:ascii="Times New Roman" w:hAnsi="Times New Roman"/>
+          <w:sz w:val="28"/>
+          <w:szCs w:val="28"/>
+          <w:lang w:eastAsia="ru-RU"/>
+        </w:rPr>
+        <w:t xml:space="preserve"> — порядок самих сумм, не меняя их величин.</w:t>
+      </w:r>
+    </w:p>
+    <w:p>
+      <w:pPr>
+        <w:pStyle w:val="Normal"/>
         <w:rPr>
           <w:rFonts w:ascii="Times New Roman" w:hAnsi="Times New Roman" w:eastAsia="Times New Roman" w:cs="Times New Roman"/>
           <w:sz w:val="28"/>
           <w:szCs w:val="28"/>
           <w:lang w:eastAsia="ru-RU"/>
         </w:rPr>
-        <w:t xml:space="preserve"> — порядок самих сумм, не меняя их величин.</w:t>
-      </w:r>
-    </w:p>
-    <w:p>
-      <w:pPr>
-        <w:pStyle w:val="Normal"/>
-        <w:rPr>
-          <w:rFonts w:ascii="Times New Roman" w:hAnsi="Times New Roman" w:eastAsia="Times New Roman" w:cs="Times New Roman"/>
-          <w:sz w:val="28"/>
-          <w:szCs w:val="28"/>
-          <w:lang w:eastAsia="ru-RU"/>
-        </w:rPr>
-      </w:pPr>
-      <w:r>
-        <w:rPr>
-          <w:rFonts w:ascii="Times New Roman" w:hAnsi="Times New Roman" w:eastAsia="Times New Roman" w:cs="Times New Roman"/>
+      </w:pPr>
+      <w:r>
+        <w:rPr>
+          <w:rFonts w:eastAsia="Times New Roman" w:cs="Times New Roman" w:ascii="Times New Roman" w:hAnsi="Times New Roman"/>
           <w:sz w:val="28"/>
           <w:szCs w:val="28"/>
           <w:lang w:eastAsia="ru-RU"/>
@@ -5802,7 +6240,7 @@
       </m:oMath>
       <w:r>
         <w:rPr>
-          <w:rFonts w:ascii="Times New Roman" w:hAnsi="Times New Roman" w:eastAsia="Times New Roman" w:cs="Times New Roman"/>
+          <w:rFonts w:eastAsia="Times New Roman" w:cs="Times New Roman" w:ascii="Times New Roman" w:hAnsi="Times New Roman"/>
           <w:sz w:val="28"/>
           <w:szCs w:val="28"/>
           <w:lang w:eastAsia="ru-RU"/>
@@ -5838,7 +6276,7 @@
       </m:oMath>
       <w:r>
         <w:rPr>
-          <w:rFonts w:ascii="Times New Roman" w:hAnsi="Times New Roman" w:eastAsia="Times New Roman" w:cs="Times New Roman"/>
+          <w:rFonts w:eastAsia="Times New Roman" w:cs="Times New Roman" w:ascii="Times New Roman" w:hAnsi="Times New Roman"/>
           <w:sz w:val="28"/>
           <w:szCs w:val="28"/>
           <w:lang w:eastAsia="ru-RU"/>
@@ -5853,19 +6291,14 @@
         <w:rPr>
           <w:rFonts w:ascii="Times New Roman" w:hAnsi="Times New Roman" w:eastAsia="Times New Roman" w:cs="Times New Roman"/>
           <w:i w:val="false"/>
-          <w:sz w:val="28"/>
-          <w:szCs w:val="28"/>
-          <w:lang w:eastAsia="ru-RU"/>
-        </w:rPr>
-      </w:pPr>
-      <w:r>
-        <w:rPr>
-          <w:rFonts w:eastAsia="Times New Roman" w:cs="Times New Roman" w:ascii="Times New Roman" w:hAnsi="Times New Roman"/>
           <w:i w:val="false"/>
           <w:sz w:val="28"/>
           <w:szCs w:val="28"/>
           <w:lang w:eastAsia="ru-RU"/>
         </w:rPr>
+      </w:pPr>
+      <w:r>
+        <w:rPr/>
       </w:r>
       <m:oMathPara xmlns:m="http://schemas.openxmlformats.org/officeDocument/2006/math">
         <m:oMathParaPr>
@@ -5873,9 +6306,6 @@
         </m:oMathParaPr>
         <m:oMath>
           <m:f>
-            <m:fPr>
-              <m:type m:val="bar"/>
-            </m:fPr>
             <m:num>
               <m:r>
                 <w:rPr>
@@ -5904,9 +6334,6 @@
             <m:t xml:space="preserve">+</m:t>
           </m:r>
           <m:f>
-            <m:fPr>
-              <m:type m:val="bar"/>
-            </m:fPr>
             <m:num>
               <m:r>
                 <w:rPr>
@@ -5961,9 +6388,6 @@
             <m:t xml:space="preserve">      </m:t>
           </m:r>
           <m:f>
-            <m:fPr>
-              <m:type m:val="bar"/>
-            </m:fPr>
             <m:num>
               <m:r>
                 <w:rPr>
@@ -5992,9 +6416,6 @@
             <m:t xml:space="preserve">+</m:t>
           </m:r>
           <m:f>
-            <m:fPr>
-              <m:type m:val="bar"/>
-            </m:fPr>
             <m:num>
               <m:r>
                 <w:rPr>
@@ -6049,9 +6470,6 @@
             <m:t xml:space="preserve">      </m:t>
           </m:r>
           <m:f>
-            <m:fPr>
-              <m:type m:val="bar"/>
-            </m:fPr>
             <m:num>
               <m:r>
                 <w:rPr>
@@ -6080,9 +6498,6 @@
             <m:t xml:space="preserve">+</m:t>
           </m:r>
           <m:f>
-            <m:fPr>
-              <m:type m:val="bar"/>
-            </m:fPr>
             <m:num>
               <m:r>
                 <w:rPr>
@@ -6141,27 +6556,27 @@
       </w:pPr>
       <w:r>
         <w:rPr>
+          <w:rFonts w:eastAsia="Times New Roman" w:cs="Times New Roman" w:ascii="Times New Roman" w:hAnsi="Times New Roman"/>
+          <w:sz w:val="28"/>
+          <w:szCs w:val="28"/>
+          <w:lang w:eastAsia="ru-RU"/>
+        </w:rPr>
+        <w:t>и все три превышают единицу, а значит не меньше единицы будет и их максимум. Аналогично строковые суммы 1,4725, 1,2941, 8,1667 тоже все больше единицы.</w:t>
+      </w:r>
+    </w:p>
+    <w:p>
+      <w:pPr>
+        <w:pStyle w:val="Normal"/>
+        <w:rPr>
           <w:rFonts w:ascii="Times New Roman" w:hAnsi="Times New Roman" w:eastAsia="Times New Roman" w:cs="Times New Roman"/>
           <w:sz w:val="28"/>
           <w:szCs w:val="28"/>
           <w:lang w:eastAsia="ru-RU"/>
         </w:rPr>
-        <w:t xml:space="preserve">и все три превышают единицу, а значит не меньше единицы будет и их максимум. Аналогично строковые суммы 1,4725, 1,2941, 8,1667 тоже все больше единицы.</w:t>
-      </w:r>
-    </w:p>
-    <w:p>
-      <w:pPr>
-        <w:pStyle w:val="Normal"/>
-        <w:rPr>
-          <w:rFonts w:ascii="Times New Roman" w:hAnsi="Times New Roman" w:eastAsia="Times New Roman" w:cs="Times New Roman"/>
-          <w:sz w:val="28"/>
-          <w:szCs w:val="28"/>
-          <w:lang w:eastAsia="ru-RU"/>
-        </w:rPr>
-      </w:pPr>
-      <w:r>
-        <w:rPr>
-          <w:rFonts w:ascii="Times New Roman" w:hAnsi="Times New Roman" w:eastAsia="Times New Roman" w:cs="Times New Roman"/>
+      </w:pPr>
+      <w:r>
+        <w:rPr>
+          <w:rFonts w:eastAsia="Times New Roman" w:cs="Times New Roman" w:ascii="Times New Roman" w:hAnsi="Times New Roman"/>
           <w:b/>
           <w:bCs/>
           <w:sz w:val="28"/>
@@ -6172,12 +6587,12 @@
       </w:r>
       <w:r>
         <w:rPr>
-          <w:rFonts w:ascii="Times New Roman" w:hAnsi="Times New Roman" w:eastAsia="Times New Roman" w:cs="Times New Roman"/>
-          <w:sz w:val="28"/>
-          <w:szCs w:val="28"/>
-          <w:lang w:eastAsia="ru-RU"/>
-        </w:rPr>
-        <w:t xml:space="preserve">Такое преобразование допустимо, поскольку оно не меняет множество решений (см. раздел 4.2).</w:t>
+          <w:rFonts w:eastAsia="Times New Roman" w:cs="Times New Roman" w:ascii="Times New Roman" w:hAnsi="Times New Roman"/>
+          <w:sz w:val="28"/>
+          <w:szCs w:val="28"/>
+          <w:lang w:eastAsia="ru-RU"/>
+        </w:rPr>
+        <w:t>Такое преобразование допустимо, поскольку оно не меняет множество решений (см. раздел 4.2).</w:t>
       </w:r>
     </w:p>
     <w:p>
@@ -8136,32 +8551,32 @@
       </w:pPr>
       <w:r>
         <w:rPr>
+          <w:rFonts w:eastAsia="Times New Roman" w:cs="Times New Roman" w:ascii="Times New Roman" w:hAnsi="Times New Roman"/>
+          <w:sz w:val="28"/>
+          <w:szCs w:val="28"/>
+          <w:lang w:eastAsia="ru-RU"/>
+        </w:rPr>
+        <w:t>Сначала программа пробует найти решение системы без преобразований, а при провале запускает алгоритм приведения ее к диагонально преобладающей.</w:t>
+      </w:r>
+    </w:p>
+    <w:p>
+      <w:pPr>
+        <w:pStyle w:val="Normal"/>
+        <w:rPr>
           <w:rFonts w:ascii="Times New Roman" w:hAnsi="Times New Roman" w:eastAsia="Times New Roman" w:cs="Times New Roman"/>
           <w:sz w:val="28"/>
           <w:szCs w:val="28"/>
           <w:lang w:eastAsia="ru-RU"/>
         </w:rPr>
-        <w:t xml:space="preserve">Сначала программа пробует найти решение системы без преобразований, а при провале запускает алгоритм приведения ее к диагонально преобладающей.</w:t>
-      </w:r>
-    </w:p>
-    <w:p>
-      <w:pPr>
-        <w:pStyle w:val="Normal"/>
-        <w:rPr>
-          <w:rFonts w:ascii="Times New Roman" w:hAnsi="Times New Roman" w:eastAsia="Times New Roman" w:cs="Times New Roman"/>
-          <w:sz w:val="28"/>
-          <w:szCs w:val="28"/>
-          <w:lang w:eastAsia="ru-RU"/>
-        </w:rPr>
-      </w:pPr>
-      <w:r>
-        <w:rPr>
-          <w:rFonts w:ascii="Times New Roman" w:hAnsi="Times New Roman" w:eastAsia="Times New Roman" w:cs="Times New Roman"/>
-          <w:sz w:val="28"/>
-          <w:szCs w:val="28"/>
-          <w:lang w:eastAsia="ru-RU"/>
-        </w:rPr>
-        <w:t xml:space="preserve">В данном случае исходная матрица дает матрицу перехода:</w:t>
+      </w:pPr>
+      <w:r>
+        <w:rPr>
+          <w:rFonts w:eastAsia="Times New Roman" w:cs="Times New Roman" w:ascii="Times New Roman" w:hAnsi="Times New Roman"/>
+          <w:sz w:val="28"/>
+          <w:szCs w:val="28"/>
+          <w:lang w:eastAsia="ru-RU"/>
+        </w:rPr>
+        <w:t>В данном случае исходная матрица дает матрицу перехода:</w:t>
       </w:r>
     </w:p>
     <w:p>
@@ -8171,19 +8586,14 @@
         <w:rPr>
           <w:rFonts w:ascii="Times New Roman" w:hAnsi="Times New Roman" w:eastAsia="Times New Roman" w:cs="Times New Roman"/>
           <w:i w:val="false"/>
-          <w:sz w:val="28"/>
-          <w:szCs w:val="28"/>
-          <w:lang w:eastAsia="ru-RU"/>
-        </w:rPr>
-      </w:pPr>
-      <w:r>
-        <w:rPr>
-          <w:rFonts w:eastAsia="Times New Roman" w:cs="Times New Roman" w:ascii="Times New Roman" w:hAnsi="Times New Roman"/>
           <w:i w:val="false"/>
           <w:sz w:val="28"/>
           <w:szCs w:val="28"/>
           <w:lang w:eastAsia="ru-RU"/>
         </w:rPr>
+      </w:pPr>
+      <w:r>
+        <w:rPr/>
       </w:r>
       <m:oMathPara xmlns:m="http://schemas.openxmlformats.org/officeDocument/2006/math">
         <m:oMathParaPr>
@@ -8221,7 +8631,13 @@
                   <w:rPr>
                     <w:rFonts w:ascii="Cambria Math" w:hAnsi="Cambria Math"/>
                   </w:rPr>
-                  <m:t xml:space="preserve">−0,6154</m:t>
+                  <m:t xml:space="preserve">−</m:t>
+                </m:r>
+                <m:r>
+                  <w:rPr>
+                    <w:rFonts w:ascii="Cambria Math" w:hAnsi="Cambria Math"/>
+                  </w:rPr>
+                  <m:t xml:space="preserve">0,6154</m:t>
                 </m:r>
               </m:e>
               <m:e>
@@ -8229,7 +8645,13 @@
                   <w:rPr>
                     <w:rFonts w:ascii="Cambria Math" w:hAnsi="Cambria Math"/>
                   </w:rPr>
-                  <m:t xml:space="preserve">−0,8571</m:t>
+                  <m:t xml:space="preserve">−</m:t>
+                </m:r>
+                <m:r>
+                  <w:rPr>
+                    <w:rFonts w:ascii="Cambria Math" w:hAnsi="Cambria Math"/>
+                  </w:rPr>
+                  <m:t xml:space="preserve">0,8571</m:t>
                 </m:r>
               </m:e>
             </m:mr>
@@ -8239,7 +8661,13 @@
                   <w:rPr>
                     <w:rFonts w:ascii="Cambria Math" w:hAnsi="Cambria Math"/>
                   </w:rPr>
-                  <m:t xml:space="preserve">−0,7451</m:t>
+                  <m:t xml:space="preserve">−</m:t>
+                </m:r>
+                <m:r>
+                  <w:rPr>
+                    <w:rFonts w:ascii="Cambria Math" w:hAnsi="Cambria Math"/>
+                  </w:rPr>
+                  <m:t xml:space="preserve">0,7451</m:t>
                 </m:r>
               </m:e>
               <m:e>
@@ -8255,7 +8683,13 @@
                   <w:rPr>
                     <w:rFonts w:ascii="Cambria Math" w:hAnsi="Cambria Math"/>
                   </w:rPr>
-                  <m:t xml:space="preserve">−0,5490</m:t>
+                  <m:t xml:space="preserve">−</m:t>
+                </m:r>
+                <m:r>
+                  <w:rPr>
+                    <w:rFonts w:ascii="Cambria Math" w:hAnsi="Cambria Math"/>
+                  </w:rPr>
+                  <m:t xml:space="preserve">0,5490</m:t>
                 </m:r>
               </m:e>
             </m:mr>
@@ -8265,7 +8699,13 @@
                   <w:rPr>
                     <w:rFonts w:ascii="Cambria Math" w:hAnsi="Cambria Math"/>
                   </w:rPr>
-                  <m:t xml:space="preserve">−3,4167</m:t>
+                  <m:t xml:space="preserve">−</m:t>
+                </m:r>
+                <m:r>
+                  <w:rPr>
+                    <w:rFonts w:ascii="Cambria Math" w:hAnsi="Cambria Math"/>
+                  </w:rPr>
+                  <m:t xml:space="preserve">3,4167</m:t>
                 </m:r>
               </m:e>
               <m:e>
@@ -8273,7 +8713,13 @@
                   <w:rPr>
                     <w:rFonts w:ascii="Cambria Math" w:hAnsi="Cambria Math"/>
                   </w:rPr>
-                  <m:t xml:space="preserve">−4,7500</m:t>
+                  <m:t xml:space="preserve">−</m:t>
+                </m:r>
+                <m:r>
+                  <w:rPr>
+                    <w:rFonts w:ascii="Cambria Math" w:hAnsi="Cambria Math"/>
+                  </w:rPr>
+                  <m:t xml:space="preserve">4,7500</m:t>
                 </m:r>
               </m:e>
               <m:e>
@@ -8301,7 +8747,7 @@
       </w:pPr>
       <w:r>
         <w:rPr>
-          <w:rFonts w:ascii="Times New Roman" w:hAnsi="Times New Roman" w:eastAsia="Times New Roman" w:cs="Times New Roman"/>
+          <w:rFonts w:eastAsia="Times New Roman" w:cs="Times New Roman" w:ascii="Times New Roman" w:hAnsi="Times New Roman"/>
           <w:sz w:val="28"/>
           <w:szCs w:val="28"/>
           <w:lang w:eastAsia="ru-RU"/>
@@ -8349,7 +8795,7 @@
       </m:oMath>
       <w:r>
         <w:rPr>
-          <w:rFonts w:ascii="Times New Roman" w:hAnsi="Times New Roman" w:eastAsia="Times New Roman" w:cs="Times New Roman"/>
+          <w:rFonts w:eastAsia="Times New Roman" w:cs="Times New Roman" w:ascii="Times New Roman" w:hAnsi="Times New Roman"/>
           <w:sz w:val="28"/>
           <w:szCs w:val="28"/>
           <w:lang w:eastAsia="ru-RU"/>
@@ -8397,7 +8843,7 @@
       </m:oMath>
       <w:r>
         <w:rPr>
-          <w:rFonts w:ascii="Times New Roman" w:hAnsi="Times New Roman" w:eastAsia="Times New Roman" w:cs="Times New Roman"/>
+          <w:rFonts w:eastAsia="Times New Roman" w:cs="Times New Roman" w:ascii="Times New Roman" w:hAnsi="Times New Roman"/>
           <w:sz w:val="28"/>
           <w:szCs w:val="28"/>
           <w:lang w:eastAsia="ru-RU"/>
@@ -8412,19 +8858,14 @@
         <w:rPr>
           <w:rFonts w:ascii="Times New Roman" w:hAnsi="Times New Roman" w:eastAsia="Times New Roman" w:cs="Times New Roman"/>
           <w:i w:val="false"/>
-          <w:sz w:val="28"/>
-          <w:szCs w:val="28"/>
-          <w:lang w:eastAsia="ru-RU"/>
-        </w:rPr>
-      </w:pPr>
-      <w:r>
-        <w:rPr>
-          <w:rFonts w:eastAsia="Times New Roman" w:cs="Times New Roman" w:ascii="Times New Roman" w:hAnsi="Times New Roman"/>
           <w:i w:val="false"/>
           <w:sz w:val="28"/>
           <w:szCs w:val="28"/>
           <w:lang w:eastAsia="ru-RU"/>
         </w:rPr>
+      </w:pPr>
+      <w:r>
+        <w:rPr/>
       </w:r>
       <m:oMathPara xmlns:m="http://schemas.openxmlformats.org/officeDocument/2006/math">
         <m:oMathParaPr>
@@ -8462,7 +8903,13 @@
                   <w:rPr>
                     <w:rFonts w:ascii="Cambria Math" w:hAnsi="Cambria Math"/>
                   </w:rPr>
-                  <m:t xml:space="preserve">−2</m:t>
+                  <m:t xml:space="preserve">−</m:t>
+                </m:r>
+                <m:r>
+                  <w:rPr>
+                    <w:rFonts w:ascii="Cambria Math" w:hAnsi="Cambria Math"/>
+                  </w:rPr>
+                  <m:t xml:space="preserve">2</m:t>
                 </m:r>
               </m:e>
               <m:e>
@@ -8488,7 +8935,13 @@
                   <w:rPr>
                     <w:rFonts w:ascii="Cambria Math" w:hAnsi="Cambria Math"/>
                   </w:rPr>
-                  <m:t xml:space="preserve">−2</m:t>
+                  <m:t xml:space="preserve">−</m:t>
+                </m:r>
+                <m:r>
+                  <w:rPr>
+                    <w:rFonts w:ascii="Cambria Math" w:hAnsi="Cambria Math"/>
+                  </w:rPr>
+                  <m:t xml:space="preserve">2</m:t>
                 </m:r>
               </m:e>
               <m:e>
@@ -8496,7 +8949,13 @@
                   <w:rPr>
                     <w:rFonts w:ascii="Cambria Math" w:hAnsi="Cambria Math"/>
                   </w:rPr>
-                  <m:t xml:space="preserve">−1</m:t>
+                  <m:t xml:space="preserve">−</m:t>
+                </m:r>
+                <m:r>
+                  <w:rPr>
+                    <w:rFonts w:ascii="Cambria Math" w:hAnsi="Cambria Math"/>
+                  </w:rPr>
+                  <m:t xml:space="preserve">1</m:t>
                 </m:r>
               </m:e>
             </m:mr>
@@ -8522,7 +8981,13 @@
                   <w:rPr>
                     <w:rFonts w:ascii="Cambria Math" w:hAnsi="Cambria Math"/>
                   </w:rPr>
-                  <m:t xml:space="preserve">−1</m:t>
+                  <m:t xml:space="preserve">−</m:t>
+                </m:r>
+                <m:r>
+                  <w:rPr>
+                    <w:rFonts w:ascii="Cambria Math" w:hAnsi="Cambria Math"/>
+                  </w:rPr>
+                  <m:t xml:space="preserve">1</m:t>
                 </m:r>
               </m:e>
             </m:mr>
@@ -8542,12 +9007,12 @@
       </w:pPr>
       <w:r>
         <w:rPr>
-          <w:rFonts w:ascii="Times New Roman" w:hAnsi="Times New Roman" w:eastAsia="Times New Roman" w:cs="Times New Roman"/>
-          <w:sz w:val="28"/>
-          <w:szCs w:val="28"/>
-          <w:lang w:eastAsia="ru-RU"/>
-        </w:rPr>
-        <w:t xml:space="preserve">Получаем новую матрицу с тем же вектором решений</w:t>
+          <w:rFonts w:eastAsia="Times New Roman" w:cs="Times New Roman" w:ascii="Times New Roman" w:hAnsi="Times New Roman"/>
+          <w:sz w:val="28"/>
+          <w:szCs w:val="28"/>
+          <w:lang w:eastAsia="ru-RU"/>
+        </w:rPr>
+        <w:t>Получаем новую матрицу с тем же вектором решений</w:t>
       </w:r>
     </w:p>
     <w:p>
@@ -8557,19 +9022,14 @@
         <w:rPr>
           <w:rFonts w:ascii="Times New Roman" w:hAnsi="Times New Roman" w:eastAsia="Times New Roman" w:cs="Times New Roman"/>
           <w:i w:val="false"/>
-          <w:sz w:val="28"/>
-          <w:szCs w:val="28"/>
-          <w:lang w:eastAsia="ru-RU"/>
-        </w:rPr>
-      </w:pPr>
-      <w:r>
-        <w:rPr>
-          <w:rFonts w:eastAsia="Times New Roman" w:cs="Times New Roman" w:ascii="Times New Roman" w:hAnsi="Times New Roman"/>
           <w:i w:val="false"/>
           <w:sz w:val="28"/>
           <w:szCs w:val="28"/>
           <w:lang w:eastAsia="ru-RU"/>
         </w:rPr>
+      </w:pPr>
+      <w:r>
+        <w:rPr/>
       </w:r>
       <m:oMathPara xmlns:m="http://schemas.openxmlformats.org/officeDocument/2006/math">
         <m:oMathParaPr>
@@ -8633,7 +9093,13 @@
                   <w:rPr>
                     <w:rFonts w:ascii="Cambria Math" w:hAnsi="Cambria Math"/>
                   </w:rPr>
-                  <m:t xml:space="preserve">−2,6</m:t>
+                  <m:t xml:space="preserve">−</m:t>
+                </m:r>
+                <m:r>
+                  <w:rPr>
+                    <w:rFonts w:ascii="Cambria Math" w:hAnsi="Cambria Math"/>
+                  </w:rPr>
+                  <m:t xml:space="preserve">2,6</m:t>
                 </m:r>
               </m:e>
               <m:e>
@@ -8641,7 +9107,13 @@
                   <w:rPr>
                     <w:rFonts w:ascii="Cambria Math" w:hAnsi="Cambria Math"/>
                   </w:rPr>
-                  <m:t xml:space="preserve">−10,3</m:t>
+                  <m:t xml:space="preserve">−</m:t>
+                </m:r>
+                <m:r>
+                  <w:rPr>
+                    <w:rFonts w:ascii="Cambria Math" w:hAnsi="Cambria Math"/>
+                  </w:rPr>
+                  <m:t xml:space="preserve">10,3</m:t>
                 </m:r>
               </m:e>
               <m:e>
@@ -8657,7 +9129,13 @@
                   <w:rPr>
                     <w:rFonts w:ascii="Cambria Math" w:hAnsi="Cambria Math"/>
                   </w:rPr>
-                  <m:t xml:space="preserve">−9,4</m:t>
+                  <m:t xml:space="preserve">−</m:t>
+                </m:r>
+                <m:r>
+                  <w:rPr>
+                    <w:rFonts w:ascii="Cambria Math" w:hAnsi="Cambria Math"/>
+                  </w:rPr>
+                  <m:t xml:space="preserve">9,4</m:t>
                 </m:r>
               </m:e>
             </m:mr>
@@ -8667,7 +9145,13 @@
                   <w:rPr>
                     <w:rFonts w:ascii="Cambria Math" w:hAnsi="Cambria Math"/>
                   </w:rPr>
-                  <m:t xml:space="preserve">−0,3</m:t>
+                  <m:t xml:space="preserve">−</m:t>
+                </m:r>
+                <m:r>
+                  <w:rPr>
+                    <w:rFonts w:ascii="Cambria Math" w:hAnsi="Cambria Math"/>
+                  </w:rPr>
+                  <m:t xml:space="preserve">0,3</m:t>
                 </m:r>
               </m:e>
               <m:e>
@@ -8675,7 +9159,13 @@
                   <w:rPr>
                     <w:rFonts w:ascii="Cambria Math" w:hAnsi="Cambria Math"/>
                   </w:rPr>
-                  <m:t xml:space="preserve">−0,6</m:t>
+                  <m:t xml:space="preserve">−</m:t>
+                </m:r>
+                <m:r>
+                  <w:rPr>
+                    <w:rFonts w:ascii="Cambria Math" w:hAnsi="Cambria Math"/>
+                  </w:rPr>
+                  <m:t xml:space="preserve">0,6</m:t>
                 </m:r>
               </m:e>
               <m:e>
@@ -8711,7 +9201,7 @@
       </w:pPr>
       <w:r>
         <w:rPr>
-          <w:rFonts w:ascii="Times New Roman" w:hAnsi="Times New Roman" w:eastAsia="Times New Roman" w:cs="Times New Roman"/>
+          <w:rFonts w:eastAsia="Times New Roman" w:cs="Times New Roman" w:ascii="Times New Roman" w:hAnsi="Times New Roman"/>
           <w:sz w:val="28"/>
           <w:szCs w:val="28"/>
           <w:lang w:eastAsia="ru-RU"/>
@@ -8769,32 +9259,32 @@
       </m:oMath>
       <w:r>
         <w:rPr>
+          <w:rFonts w:eastAsia="Times New Roman" w:cs="Times New Roman" w:ascii="Times New Roman" w:hAnsi="Times New Roman"/>
+          <w:sz w:val="28"/>
+          <w:szCs w:val="28"/>
+          <w:lang w:eastAsia="ru-RU"/>
+        </w:rPr>
+        <w:t>.</w:t>
+      </w:r>
+    </w:p>
+    <w:p>
+      <w:pPr>
+        <w:pStyle w:val="Normal"/>
+        <w:rPr>
           <w:rFonts w:ascii="Times New Roman" w:hAnsi="Times New Roman" w:eastAsia="Times New Roman" w:cs="Times New Roman"/>
           <w:sz w:val="28"/>
           <w:szCs w:val="28"/>
           <w:lang w:eastAsia="ru-RU"/>
         </w:rPr>
-        <w:t xml:space="preserve">.</w:t>
-      </w:r>
-    </w:p>
-    <w:p>
-      <w:pPr>
-        <w:pStyle w:val="Normal"/>
-        <w:rPr>
-          <w:rFonts w:ascii="Times New Roman" w:hAnsi="Times New Roman" w:eastAsia="Times New Roman" w:cs="Times New Roman"/>
-          <w:sz w:val="28"/>
-          <w:szCs w:val="28"/>
-          <w:lang w:eastAsia="ru-RU"/>
-        </w:rPr>
-      </w:pPr>
-      <w:r>
-        <w:rPr>
-          <w:rFonts w:ascii="Times New Roman" w:hAnsi="Times New Roman" w:eastAsia="Times New Roman" w:cs="Times New Roman"/>
-          <w:sz w:val="28"/>
-          <w:szCs w:val="28"/>
-          <w:lang w:eastAsia="ru-RU"/>
-        </w:rPr>
-        <w:t xml:space="preserve">Матрица итерации имеет вид:</w:t>
+      </w:pPr>
+      <w:r>
+        <w:rPr>
+          <w:rFonts w:eastAsia="Times New Roman" w:cs="Times New Roman" w:ascii="Times New Roman" w:hAnsi="Times New Roman"/>
+          <w:sz w:val="28"/>
+          <w:szCs w:val="28"/>
+          <w:lang w:eastAsia="ru-RU"/>
+        </w:rPr>
+        <w:t>Матрица итерации имеет вид:</w:t>
       </w:r>
     </w:p>
     <w:p>
@@ -8804,19 +9294,14 @@
         <w:rPr>
           <w:rFonts w:ascii="Times New Roman" w:hAnsi="Times New Roman" w:eastAsia="Times New Roman" w:cs="Times New Roman"/>
           <w:i w:val="false"/>
-          <w:sz w:val="28"/>
-          <w:szCs w:val="28"/>
-          <w:lang w:eastAsia="ru-RU"/>
-        </w:rPr>
-      </w:pPr>
-      <w:r>
-        <w:rPr>
-          <w:rFonts w:eastAsia="Times New Roman" w:cs="Times New Roman" w:ascii="Times New Roman" w:hAnsi="Times New Roman"/>
           <w:i w:val="false"/>
           <w:sz w:val="28"/>
           <w:szCs w:val="28"/>
           <w:lang w:eastAsia="ru-RU"/>
         </w:rPr>
+      </w:pPr>
+      <w:r>
+        <w:rPr/>
       </w:r>
       <m:oMathPara xmlns:m="http://schemas.openxmlformats.org/officeDocument/2006/math">
         <m:oMathParaPr>
@@ -8854,7 +9339,13 @@
                   <w:rPr>
                     <w:rFonts w:ascii="Cambria Math" w:hAnsi="Cambria Math"/>
                   </w:rPr>
-                  <m:t xml:space="preserve">−0,1964</m:t>
+                  <m:t xml:space="preserve">−</m:t>
+                </m:r>
+                <m:r>
+                  <w:rPr>
+                    <w:rFonts w:ascii="Cambria Math" w:hAnsi="Cambria Math"/>
+                  </w:rPr>
+                  <m:t xml:space="preserve">0,1964</m:t>
                 </m:r>
               </m:e>
               <m:e>
@@ -8862,7 +9353,13 @@
                   <w:rPr>
                     <w:rFonts w:ascii="Cambria Math" w:hAnsi="Cambria Math"/>
                   </w:rPr>
-                  <m:t xml:space="preserve">−0,6071</m:t>
+                  <m:t xml:space="preserve">−</m:t>
+                </m:r>
+                <m:r>
+                  <w:rPr>
+                    <w:rFonts w:ascii="Cambria Math" w:hAnsi="Cambria Math"/>
+                  </w:rPr>
+                  <m:t xml:space="preserve">0,6071</m:t>
                 </m:r>
               </m:e>
             </m:mr>
@@ -8872,7 +9369,13 @@
                   <w:rPr>
                     <w:rFonts w:ascii="Cambria Math" w:hAnsi="Cambria Math"/>
                   </w:rPr>
-                  <m:t xml:space="preserve">−0,2524</m:t>
+                  <m:t xml:space="preserve">−</m:t>
+                </m:r>
+                <m:r>
+                  <w:rPr>
+                    <w:rFonts w:ascii="Cambria Math" w:hAnsi="Cambria Math"/>
+                  </w:rPr>
+                  <m:t xml:space="preserve">0,2524</m:t>
                 </m:r>
               </m:e>
               <m:e>
@@ -8934,12 +9437,12 @@
       </w:pPr>
       <w:r>
         <w:rPr>
-          <w:rFonts w:ascii="Times New Roman" w:hAnsi="Times New Roman" w:eastAsia="Times New Roman" w:cs="Times New Roman"/>
-          <w:sz w:val="28"/>
-          <w:szCs w:val="28"/>
-          <w:lang w:eastAsia="ru-RU"/>
-        </w:rPr>
-        <w:t xml:space="preserve">Вектор свободных членов:</w:t>
+          <w:rFonts w:eastAsia="Times New Roman" w:cs="Times New Roman" w:ascii="Times New Roman" w:hAnsi="Times New Roman"/>
+          <w:sz w:val="28"/>
+          <w:szCs w:val="28"/>
+          <w:lang w:eastAsia="ru-RU"/>
+        </w:rPr>
+        <w:t>Вектор свободных членов:</w:t>
       </w:r>
     </w:p>
     <w:p>
@@ -8949,19 +9452,14 @@
         <w:rPr>
           <w:rFonts w:ascii="Times New Roman" w:hAnsi="Times New Roman" w:eastAsia="Times New Roman" w:cs="Times New Roman"/>
           <w:i w:val="false"/>
-          <w:sz w:val="28"/>
-          <w:szCs w:val="28"/>
-          <w:lang w:eastAsia="ru-RU"/>
-        </w:rPr>
-      </w:pPr>
-      <w:r>
-        <w:rPr>
-          <w:rFonts w:eastAsia="Times New Roman" w:cs="Times New Roman" w:ascii="Times New Roman" w:hAnsi="Times New Roman"/>
           <w:i w:val="false"/>
           <w:sz w:val="28"/>
           <w:szCs w:val="28"/>
           <w:lang w:eastAsia="ru-RU"/>
         </w:rPr>
+      </w:pPr>
+      <w:r>
+        <w:rPr/>
       </w:r>
       <m:oMathPara xmlns:m="http://schemas.openxmlformats.org/officeDocument/2006/math">
         <m:oMathParaPr>
@@ -9027,12 +9525,12 @@
       </w:pPr>
       <w:r>
         <w:rPr>
-          <w:rFonts w:ascii="Times New Roman" w:hAnsi="Times New Roman" w:eastAsia="Times New Roman" w:cs="Times New Roman"/>
-          <w:sz w:val="28"/>
-          <w:szCs w:val="28"/>
-          <w:lang w:eastAsia="ru-RU"/>
-        </w:rPr>
-        <w:t xml:space="preserve">Следовательно, система итерационных уравнений:</w:t>
+          <w:rFonts w:eastAsia="Times New Roman" w:cs="Times New Roman" w:ascii="Times New Roman" w:hAnsi="Times New Roman"/>
+          <w:sz w:val="28"/>
+          <w:szCs w:val="28"/>
+          <w:lang w:eastAsia="ru-RU"/>
+        </w:rPr>
+        <w:t>Следовательно, система итерационных уравнений:</w:t>
       </w:r>
     </w:p>
     <w:p>
@@ -9042,19 +9540,14 @@
         <w:rPr>
           <w:rFonts w:ascii="Times New Roman" w:hAnsi="Times New Roman" w:eastAsia="Times New Roman" w:cs="Times New Roman"/>
           <w:i w:val="false"/>
-          <w:sz w:val="28"/>
-          <w:szCs w:val="28"/>
-          <w:lang w:eastAsia="ru-RU"/>
-        </w:rPr>
-      </w:pPr>
-      <w:r>
-        <w:rPr>
-          <w:rFonts w:eastAsia="Times New Roman" w:cs="Times New Roman" w:ascii="Times New Roman" w:hAnsi="Times New Roman"/>
           <w:i w:val="false"/>
           <w:sz w:val="28"/>
           <w:szCs w:val="28"/>
           <w:lang w:eastAsia="ru-RU"/>
         </w:rPr>
+      </w:pPr>
+      <w:r>
+        <w:rPr/>
       </w:r>
       <m:oMathPara xmlns:m="http://schemas.openxmlformats.org/officeDocument/2006/math">
         <m:oMathParaPr>
@@ -9203,19 +9696,14 @@
         <w:rPr>
           <w:rFonts w:ascii="Times New Roman" w:hAnsi="Times New Roman" w:eastAsia="Times New Roman" w:cs="Times New Roman"/>
           <w:i w:val="false"/>
-          <w:sz w:val="28"/>
-          <w:szCs w:val="28"/>
-          <w:lang w:eastAsia="ru-RU"/>
-        </w:rPr>
-      </w:pPr>
-      <w:r>
-        <w:rPr>
-          <w:rFonts w:eastAsia="Times New Roman" w:cs="Times New Roman" w:ascii="Times New Roman" w:hAnsi="Times New Roman"/>
           <w:i w:val="false"/>
           <w:sz w:val="28"/>
           <w:szCs w:val="28"/>
           <w:lang w:eastAsia="ru-RU"/>
         </w:rPr>
+      </w:pPr>
+      <w:r>
+        <w:rPr/>
       </w:r>
       <m:oMathPara xmlns:m="http://schemas.openxmlformats.org/officeDocument/2006/math">
         <m:oMathParaPr>
@@ -9364,19 +9852,14 @@
         <w:rPr>
           <w:rFonts w:ascii="Times New Roman" w:hAnsi="Times New Roman" w:eastAsia="Times New Roman" w:cs="Times New Roman"/>
           <w:i w:val="false"/>
-          <w:sz w:val="28"/>
-          <w:szCs w:val="28"/>
-          <w:lang w:eastAsia="ru-RU"/>
-        </w:rPr>
-      </w:pPr>
-      <w:r>
-        <w:rPr>
-          <w:rFonts w:eastAsia="Times New Roman" w:cs="Times New Roman" w:ascii="Times New Roman" w:hAnsi="Times New Roman"/>
           <w:i w:val="false"/>
           <w:sz w:val="28"/>
           <w:szCs w:val="28"/>
           <w:lang w:eastAsia="ru-RU"/>
         </w:rPr>
+      </w:pPr>
+      <w:r>
+        <w:rPr/>
       </w:r>
       <m:oMathPara xmlns:m="http://schemas.openxmlformats.org/officeDocument/2006/math">
         <m:oMathParaPr>
@@ -9520,7 +10003,7 @@
       </w:pPr>
       <w:r>
         <w:rPr>
-          <w:rFonts w:ascii="Times New Roman" w:hAnsi="Times New Roman" w:eastAsia="Times New Roman" w:cs="Times New Roman"/>
+          <w:rFonts w:eastAsia="Times New Roman" w:cs="Times New Roman" w:ascii="Times New Roman" w:hAnsi="Times New Roman"/>
           <w:sz w:val="28"/>
           <w:szCs w:val="28"/>
           <w:lang w:eastAsia="ru-RU"/>
@@ -9568,7 +10051,7 @@
       </m:oMath>
       <w:r>
         <w:rPr>
-          <w:rFonts w:ascii="Times New Roman" w:hAnsi="Times New Roman" w:eastAsia="Times New Roman" w:cs="Times New Roman"/>
+          <w:rFonts w:eastAsia="Times New Roman" w:cs="Times New Roman" w:ascii="Times New Roman" w:hAnsi="Times New Roman"/>
           <w:sz w:val="28"/>
           <w:szCs w:val="28"/>
           <w:lang w:eastAsia="ru-RU"/>
@@ -9616,32 +10099,32 @@
       </m:oMath>
       <w:r>
         <w:rPr>
+          <w:rFonts w:eastAsia="Times New Roman" w:cs="Times New Roman" w:ascii="Times New Roman" w:hAnsi="Times New Roman"/>
+          <w:sz w:val="28"/>
+          <w:szCs w:val="28"/>
+          <w:lang w:eastAsia="ru-RU"/>
+        </w:rPr>
+        <w:t xml:space="preserve"> = 0,8036, так как хотя бы одно из чисел меньше 1, то метод Зейделя сходится.</w:t>
+      </w:r>
+    </w:p>
+    <w:p>
+      <w:pPr>
+        <w:pStyle w:val="Normal"/>
+        <w:rPr>
           <w:rFonts w:ascii="Times New Roman" w:hAnsi="Times New Roman" w:eastAsia="Times New Roman" w:cs="Times New Roman"/>
           <w:sz w:val="28"/>
           <w:szCs w:val="28"/>
           <w:lang w:eastAsia="ru-RU"/>
         </w:rPr>
-        <w:t xml:space="preserve"> = 0,8036, так как хотя бы одно из чисел меньше 1, то метод Зейделя сходится.</w:t>
-      </w:r>
-    </w:p>
-    <w:p>
-      <w:pPr>
-        <w:pStyle w:val="Normal"/>
-        <w:rPr>
-          <w:rFonts w:ascii="Times New Roman" w:hAnsi="Times New Roman" w:eastAsia="Times New Roman" w:cs="Times New Roman"/>
-          <w:sz w:val="28"/>
-          <w:szCs w:val="28"/>
-          <w:lang w:eastAsia="ru-RU"/>
-        </w:rPr>
-      </w:pPr>
-      <w:r>
-        <w:rPr>
-          <w:rFonts w:ascii="Times New Roman" w:hAnsi="Times New Roman" w:eastAsia="Times New Roman" w:cs="Times New Roman"/>
-          <w:sz w:val="28"/>
-          <w:szCs w:val="28"/>
-          <w:lang w:eastAsia="ru-RU"/>
-        </w:rPr>
-        <w:t xml:space="preserve">Для точности в пять знаков после запятой:</w:t>
+      </w:pPr>
+      <w:r>
+        <w:rPr>
+          <w:rFonts w:eastAsia="Times New Roman" w:cs="Times New Roman" w:ascii="Times New Roman" w:hAnsi="Times New Roman"/>
+          <w:sz w:val="28"/>
+          <w:szCs w:val="28"/>
+          <w:lang w:eastAsia="ru-RU"/>
+        </w:rPr>
+        <w:t>Для точности в пять знаков после запятой:</w:t>
       </w:r>
     </w:p>
     <w:p>
@@ -9651,19 +10134,14 @@
         <w:rPr>
           <w:rFonts w:ascii="Times New Roman" w:hAnsi="Times New Roman" w:eastAsia="Times New Roman" w:cs="Times New Roman"/>
           <w:i w:val="false"/>
-          <w:sz w:val="28"/>
-          <w:szCs w:val="28"/>
-          <w:lang w:eastAsia="ru-RU"/>
-        </w:rPr>
-      </w:pPr>
-      <w:r>
-        <w:rPr>
-          <w:rFonts w:eastAsia="Times New Roman" w:cs="Times New Roman" w:ascii="Times New Roman" w:hAnsi="Times New Roman"/>
           <w:i w:val="false"/>
           <w:sz w:val="28"/>
           <w:szCs w:val="28"/>
           <w:lang w:eastAsia="ru-RU"/>
         </w:rPr>
+      </w:pPr>
+      <w:r>
+        <w:rPr/>
       </w:r>
       <m:oMathPara xmlns:m="http://schemas.openxmlformats.org/officeDocument/2006/math">
         <m:oMathParaPr>
@@ -9835,34 +10313,34 @@
       </w:pPr>
       <w:r>
         <w:rPr>
+          <w:rFonts w:eastAsia="Times New Roman" w:cs="Times New Roman" w:ascii="Times New Roman" w:hAnsi="Times New Roman"/>
+          <w:sz w:val="28"/>
+          <w:szCs w:val="28"/>
+          <w:lang w:eastAsia="ru-RU"/>
+        </w:rPr>
+        <w:t>Для проверки результата оба полученных решения подставляются в исходную систему.</w:t>
+      </w:r>
+    </w:p>
+    <w:p>
+      <w:pPr>
+        <w:pStyle w:val="Normal"/>
+        <w:rPr>
           <w:rFonts w:ascii="Times New Roman" w:hAnsi="Times New Roman" w:eastAsia="Times New Roman" w:cs="Times New Roman"/>
           <w:sz w:val="28"/>
           <w:szCs w:val="28"/>
           <w:lang w:eastAsia="ru-RU"/>
         </w:rPr>
-        <w:t xml:space="preserve">Для проверки результата оба полученных решения подставляются в исходную систему.</w:t>
-      </w:r>
-    </w:p>
-    <w:p>
-      <w:pPr>
-        <w:pStyle w:val="Normal"/>
-        <w:rPr>
-          <w:rFonts w:ascii="Times New Roman" w:hAnsi="Times New Roman" w:eastAsia="Times New Roman" w:cs="Times New Roman"/>
-          <w:sz w:val="28"/>
-          <w:szCs w:val="28"/>
-          <w:lang w:eastAsia="ru-RU"/>
-        </w:rPr>
-      </w:pPr>
-      <w:r>
-        <w:rPr>
-          <w:rFonts w:ascii="Times New Roman" w:hAnsi="Times New Roman" w:eastAsia="Times New Roman" w:cs="Times New Roman"/>
+      </w:pPr>
+      <w:r>
+        <w:rPr>
+          <w:rFonts w:eastAsia="Times New Roman" w:cs="Times New Roman" w:ascii="Times New Roman" w:hAnsi="Times New Roman"/>
           <w:b/>
           <w:bCs/>
           <w:sz w:val="28"/>
           <w:szCs w:val="28"/>
           <w:lang w:eastAsia="ru-RU"/>
         </w:rPr>
-        <w:t xml:space="preserve">Проверка методом Гаусса</w:t>
+        <w:t>Проверка методом Гаусса</w:t>
       </w:r>
     </w:p>
     <w:p>
@@ -9877,12 +10355,12 @@
       </w:pPr>
       <w:r>
         <w:rPr>
-          <w:rFonts w:ascii="Times New Roman" w:hAnsi="Times New Roman" w:eastAsia="Times New Roman" w:cs="Times New Roman"/>
-          <w:sz w:val="28"/>
-          <w:szCs w:val="28"/>
-          <w:lang w:eastAsia="ru-RU"/>
-        </w:rPr>
-        <w:t xml:space="preserve">Подставляя</w:t>
+          <w:rFonts w:eastAsia="Times New Roman" w:cs="Times New Roman" w:ascii="Times New Roman" w:hAnsi="Times New Roman"/>
+          <w:sz w:val="28"/>
+          <w:szCs w:val="28"/>
+          <w:lang w:eastAsia="ru-RU"/>
+        </w:rPr>
+        <w:t>Подставляя</w:t>
       </w:r>
     </w:p>
     <w:p>
@@ -9892,19 +10370,14 @@
         <w:rPr>
           <w:rFonts w:ascii="Times New Roman" w:hAnsi="Times New Roman" w:eastAsia="Times New Roman" w:cs="Times New Roman"/>
           <w:i w:val="false"/>
-          <w:sz w:val="28"/>
-          <w:szCs w:val="28"/>
-          <w:lang w:eastAsia="ru-RU"/>
-        </w:rPr>
-      </w:pPr>
-      <w:r>
-        <w:rPr>
-          <w:rFonts w:ascii="Times New Roman" w:hAnsi="Times New Roman" w:eastAsia="Times New Roman" w:cs="Times New Roman"/>
           <w:i w:val="false"/>
           <w:sz w:val="28"/>
           <w:szCs w:val="28"/>
           <w:lang w:eastAsia="ru-RU"/>
         </w:rPr>
+      </w:pPr>
+      <w:r>
+        <w:rPr/>
       </w:r>
       <m:oMathPara xmlns:m="http://schemas.openxmlformats.org/officeDocument/2006/math">
         <m:oMathParaPr>
@@ -9965,19 +10438,14 @@
         <w:rPr>
           <w:rFonts w:ascii="Times New Roman" w:hAnsi="Times New Roman" w:eastAsia="Times New Roman" w:cs="Times New Roman"/>
           <w:i w:val="false"/>
-          <w:sz w:val="28"/>
-          <w:szCs w:val="28"/>
-          <w:lang w:eastAsia="ru-RU"/>
-        </w:rPr>
-      </w:pPr>
-      <w:r>
-        <w:rPr>
-          <w:rFonts w:ascii="Times New Roman" w:hAnsi="Times New Roman" w:eastAsia="Times New Roman" w:cs="Times New Roman"/>
           <w:i w:val="false"/>
           <w:sz w:val="28"/>
           <w:szCs w:val="28"/>
           <w:lang w:eastAsia="ru-RU"/>
         </w:rPr>
+      </w:pPr>
+      <w:r>
+        <w:rPr/>
       </w:r>
       <m:oMathPara xmlns:m="http://schemas.openxmlformats.org/officeDocument/2006/math">
         <m:oMathParaPr>
@@ -10028,19 +10496,14 @@
         <w:rPr>
           <w:rFonts w:ascii="Times New Roman" w:hAnsi="Times New Roman" w:eastAsia="Times New Roman" w:cs="Times New Roman"/>
           <w:i w:val="false"/>
-          <w:sz w:val="28"/>
-          <w:szCs w:val="28"/>
-          <w:lang w:eastAsia="ru-RU"/>
-        </w:rPr>
-      </w:pPr>
-      <w:r>
-        <w:rPr>
-          <w:rFonts w:ascii="Times New Roman" w:hAnsi="Times New Roman" w:eastAsia="Times New Roman" w:cs="Times New Roman"/>
           <w:i w:val="false"/>
           <w:sz w:val="28"/>
           <w:szCs w:val="28"/>
           <w:lang w:eastAsia="ru-RU"/>
         </w:rPr>
+      </w:pPr>
+      <w:r>
+        <w:rPr/>
       </w:r>
       <m:oMathPara xmlns:m="http://schemas.openxmlformats.org/officeDocument/2006/math">
         <m:oMathParaPr>
@@ -10096,12 +10559,12 @@
       </w:pPr>
       <w:r>
         <w:rPr>
-          <w:rFonts w:ascii="Times New Roman" w:hAnsi="Times New Roman" w:eastAsia="Times New Roman" w:cs="Times New Roman"/>
-          <w:sz w:val="28"/>
-          <w:szCs w:val="28"/>
-          <w:lang w:eastAsia="ru-RU"/>
-        </w:rPr>
-        <w:t xml:space="preserve">получаем:</w:t>
+          <w:rFonts w:eastAsia="Times New Roman" w:cs="Times New Roman" w:ascii="Times New Roman" w:hAnsi="Times New Roman"/>
+          <w:sz w:val="28"/>
+          <w:szCs w:val="28"/>
+          <w:lang w:eastAsia="ru-RU"/>
+        </w:rPr>
+        <w:t>получаем:</w:t>
       </w:r>
     </w:p>
     <w:p>
@@ -10111,19 +10574,14 @@
         <w:rPr>
           <w:rFonts w:ascii="Times New Roman" w:hAnsi="Times New Roman" w:eastAsia="Times New Roman" w:cs="Times New Roman"/>
           <w:i w:val="false"/>
-          <w:sz w:val="28"/>
-          <w:szCs w:val="28"/>
-          <w:lang w:eastAsia="ru-RU"/>
-        </w:rPr>
-      </w:pPr>
-      <w:r>
-        <w:rPr>
-          <w:rFonts w:ascii="Times New Roman" w:hAnsi="Times New Roman" w:eastAsia="Times New Roman" w:cs="Times New Roman"/>
           <w:i w:val="false"/>
           <w:sz w:val="28"/>
           <w:szCs w:val="28"/>
           <w:lang w:eastAsia="ru-RU"/>
         </w:rPr>
+      </w:pPr>
+      <w:r>
+        <w:rPr/>
       </w:r>
       <m:oMathPara xmlns:m="http://schemas.openxmlformats.org/officeDocument/2006/math">
         <m:oMathParaPr>
@@ -10260,19 +10718,14 @@
         <w:rPr>
           <w:rFonts w:ascii="Times New Roman" w:hAnsi="Times New Roman" w:eastAsia="Times New Roman" w:cs="Times New Roman"/>
           <w:i w:val="false"/>
-          <w:sz w:val="28"/>
-          <w:szCs w:val="28"/>
-          <w:lang w:eastAsia="ru-RU"/>
-        </w:rPr>
-      </w:pPr>
-      <w:r>
-        <w:rPr>
-          <w:rFonts w:ascii="Times New Roman" w:hAnsi="Times New Roman" w:eastAsia="Times New Roman" w:cs="Times New Roman"/>
           <w:i w:val="false"/>
           <w:sz w:val="28"/>
           <w:szCs w:val="28"/>
           <w:lang w:eastAsia="ru-RU"/>
         </w:rPr>
+      </w:pPr>
+      <w:r>
+        <w:rPr/>
       </w:r>
       <m:oMathPara xmlns:m="http://schemas.openxmlformats.org/officeDocument/2006/math">
         <m:oMathParaPr>
@@ -10409,19 +10862,14 @@
         <w:rPr>
           <w:rFonts w:ascii="Times New Roman" w:hAnsi="Times New Roman" w:eastAsia="Times New Roman" w:cs="Times New Roman"/>
           <w:i w:val="false"/>
-          <w:sz w:val="28"/>
-          <w:szCs w:val="28"/>
-          <w:lang w:eastAsia="ru-RU"/>
-        </w:rPr>
-      </w:pPr>
-      <w:r>
-        <w:rPr>
-          <w:rFonts w:ascii="Times New Roman" w:hAnsi="Times New Roman" w:eastAsia="Times New Roman" w:cs="Times New Roman"/>
           <w:i w:val="false"/>
           <w:sz w:val="28"/>
           <w:szCs w:val="28"/>
           <w:lang w:eastAsia="ru-RU"/>
         </w:rPr>
+      </w:pPr>
+      <w:r>
+        <w:rPr/>
       </w:r>
       <m:oMathPara xmlns:m="http://schemas.openxmlformats.org/officeDocument/2006/math">
         <m:oMathParaPr>
@@ -10563,7 +11011,7 @@
       </w:pPr>
       <w:r>
         <w:rPr>
-          <w:rFonts w:ascii="Times New Roman" w:hAnsi="Times New Roman" w:eastAsia="Times New Roman" w:cs="Times New Roman"/>
+          <w:rFonts w:eastAsia="Times New Roman" w:cs="Times New Roman" w:ascii="Times New Roman" w:hAnsi="Times New Roman"/>
           <w:sz w:val="28"/>
           <w:szCs w:val="28"/>
           <w:lang w:eastAsia="ru-RU"/>
@@ -10621,7 +11069,7 @@
       </m:oMath>
       <w:r>
         <w:rPr>
-          <w:rFonts w:ascii="Times New Roman" w:hAnsi="Times New Roman" w:eastAsia="Times New Roman" w:cs="Times New Roman"/>
+          <w:rFonts w:eastAsia="Times New Roman" w:cs="Times New Roman" w:ascii="Times New Roman" w:hAnsi="Times New Roman"/>
           <w:sz w:val="28"/>
           <w:szCs w:val="28"/>
           <w:lang w:eastAsia="ru-RU"/>
@@ -10717,7 +11165,7 @@
       </m:oMath>
       <w:r>
         <w:rPr>
-          <w:rFonts w:ascii="Times New Roman" w:hAnsi="Times New Roman" w:eastAsia="Times New Roman" w:cs="Times New Roman"/>
+          <w:rFonts w:eastAsia="Times New Roman" w:cs="Times New Roman" w:ascii="Times New Roman" w:hAnsi="Times New Roman"/>
           <w:sz w:val="28"/>
           <w:szCs w:val="28"/>
           <w:lang w:eastAsia="ru-RU"/>
@@ -10813,7 +11261,7 @@
       </m:oMath>
       <w:r>
         <w:rPr>
-          <w:rFonts w:ascii="Times New Roman" w:hAnsi="Times New Roman" w:eastAsia="Times New Roman" w:cs="Times New Roman"/>
+          <w:rFonts w:eastAsia="Times New Roman" w:cs="Times New Roman" w:ascii="Times New Roman" w:hAnsi="Times New Roman"/>
           <w:sz w:val="28"/>
           <w:szCs w:val="28"/>
           <w:lang w:eastAsia="ru-RU"/>
@@ -10909,7 +11357,7 @@
       </m:oMath>
       <w:r>
         <w:rPr>
-          <w:rFonts w:ascii="Times New Roman" w:hAnsi="Times New Roman" w:eastAsia="Times New Roman" w:cs="Times New Roman"/>
+          <w:rFonts w:eastAsia="Times New Roman" w:cs="Times New Roman" w:ascii="Times New Roman" w:hAnsi="Times New Roman"/>
           <w:sz w:val="28"/>
           <w:szCs w:val="28"/>
           <w:lang w:eastAsia="ru-RU"/>
@@ -11021,34 +11469,34 @@
       </m:oMath>
       <w:r>
         <w:rPr>
+          <w:rFonts w:eastAsia="Times New Roman" w:cs="Times New Roman" w:ascii="Times New Roman" w:hAnsi="Times New Roman"/>
+          <w:sz w:val="28"/>
+          <w:szCs w:val="28"/>
+          <w:lang w:eastAsia="ru-RU"/>
+        </w:rPr>
+        <w:t xml:space="preserve"> — погрешность объясняется округлением компонент решения до восьми знаков.</w:t>
+      </w:r>
+    </w:p>
+    <w:p>
+      <w:pPr>
+        <w:pStyle w:val="Normal"/>
+        <w:rPr>
           <w:rFonts w:ascii="Times New Roman" w:hAnsi="Times New Roman" w:eastAsia="Times New Roman" w:cs="Times New Roman"/>
           <w:sz w:val="28"/>
           <w:szCs w:val="28"/>
           <w:lang w:eastAsia="ru-RU"/>
         </w:rPr>
-        <w:t xml:space="preserve"> — погрешность объясняется округлением компонент решения до восьми знаков.</w:t>
-      </w:r>
-    </w:p>
-    <w:p>
-      <w:pPr>
-        <w:pStyle w:val="Normal"/>
-        <w:rPr>
-          <w:rFonts w:ascii="Times New Roman" w:hAnsi="Times New Roman" w:eastAsia="Times New Roman" w:cs="Times New Roman"/>
-          <w:sz w:val="28"/>
-          <w:szCs w:val="28"/>
-          <w:lang w:eastAsia="ru-RU"/>
-        </w:rPr>
-      </w:pPr>
-      <w:r>
-        <w:rPr>
-          <w:rFonts w:ascii="Times New Roman" w:hAnsi="Times New Roman" w:eastAsia="Times New Roman" w:cs="Times New Roman"/>
+      </w:pPr>
+      <w:r>
+        <w:rPr>
+          <w:rFonts w:eastAsia="Times New Roman" w:cs="Times New Roman" w:ascii="Times New Roman" w:hAnsi="Times New Roman"/>
           <w:b/>
           <w:bCs/>
           <w:sz w:val="28"/>
           <w:szCs w:val="28"/>
           <w:lang w:eastAsia="ru-RU"/>
         </w:rPr>
-        <w:t xml:space="preserve">Проверка методом Зейделя</w:t>
+        <w:t>Проверка методом Зейделя</w:t>
       </w:r>
     </w:p>
     <w:p>
@@ -11063,12 +11511,12 @@
       </w:pPr>
       <w:r>
         <w:rPr>
-          <w:rFonts w:ascii="Times New Roman" w:hAnsi="Times New Roman" w:eastAsia="Times New Roman" w:cs="Times New Roman"/>
-          <w:sz w:val="28"/>
-          <w:szCs w:val="28"/>
-          <w:lang w:eastAsia="ru-RU"/>
-        </w:rPr>
-        <w:t xml:space="preserve">Для</w:t>
+          <w:rFonts w:eastAsia="Times New Roman" w:cs="Times New Roman" w:ascii="Times New Roman" w:hAnsi="Times New Roman"/>
+          <w:sz w:val="28"/>
+          <w:szCs w:val="28"/>
+          <w:lang w:eastAsia="ru-RU"/>
+        </w:rPr>
+        <w:t>Для</w:t>
       </w:r>
     </w:p>
     <w:p>
@@ -11078,19 +11526,14 @@
         <w:rPr>
           <w:rFonts w:ascii="Times New Roman" w:hAnsi="Times New Roman" w:eastAsia="Times New Roman" w:cs="Times New Roman"/>
           <w:i w:val="false"/>
-          <w:sz w:val="28"/>
-          <w:szCs w:val="28"/>
-          <w:lang w:eastAsia="ru-RU"/>
-        </w:rPr>
-      </w:pPr>
-      <w:r>
-        <w:rPr>
-          <w:rFonts w:ascii="Times New Roman" w:hAnsi="Times New Roman" w:eastAsia="Times New Roman" w:cs="Times New Roman"/>
           <w:i w:val="false"/>
           <w:sz w:val="28"/>
           <w:szCs w:val="28"/>
           <w:lang w:eastAsia="ru-RU"/>
         </w:rPr>
+      </w:pPr>
+      <w:r>
+        <w:rPr/>
       </w:r>
       <m:oMathPara xmlns:m="http://schemas.openxmlformats.org/officeDocument/2006/math">
         <m:oMathParaPr>
@@ -11151,19 +11594,14 @@
         <w:rPr>
           <w:rFonts w:ascii="Times New Roman" w:hAnsi="Times New Roman" w:eastAsia="Times New Roman" w:cs="Times New Roman"/>
           <w:i w:val="false"/>
-          <w:sz w:val="28"/>
-          <w:szCs w:val="28"/>
-          <w:lang w:eastAsia="ru-RU"/>
-        </w:rPr>
-      </w:pPr>
-      <w:r>
-        <w:rPr>
-          <w:rFonts w:ascii="Times New Roman" w:hAnsi="Times New Roman" w:eastAsia="Times New Roman" w:cs="Times New Roman"/>
           <w:i w:val="false"/>
           <w:sz w:val="28"/>
           <w:szCs w:val="28"/>
           <w:lang w:eastAsia="ru-RU"/>
         </w:rPr>
+      </w:pPr>
+      <w:r>
+        <w:rPr/>
       </w:r>
       <m:oMathPara xmlns:m="http://schemas.openxmlformats.org/officeDocument/2006/math">
         <m:oMathParaPr>
@@ -11214,19 +11652,14 @@
         <w:rPr>
           <w:rFonts w:ascii="Times New Roman" w:hAnsi="Times New Roman" w:eastAsia="Times New Roman" w:cs="Times New Roman"/>
           <w:i w:val="false"/>
-          <w:sz w:val="28"/>
-          <w:szCs w:val="28"/>
-          <w:lang w:eastAsia="ru-RU"/>
-        </w:rPr>
-      </w:pPr>
-      <w:r>
-        <w:rPr>
-          <w:rFonts w:ascii="Times New Roman" w:hAnsi="Times New Roman" w:eastAsia="Times New Roman" w:cs="Times New Roman"/>
           <w:i w:val="false"/>
           <w:sz w:val="28"/>
           <w:szCs w:val="28"/>
           <w:lang w:eastAsia="ru-RU"/>
         </w:rPr>
+      </w:pPr>
+      <w:r>
+        <w:rPr/>
       </w:r>
       <m:oMathPara xmlns:m="http://schemas.openxmlformats.org/officeDocument/2006/math">
         <m:oMathParaPr>
@@ -11282,12 +11715,12 @@
       </w:pPr>
       <w:r>
         <w:rPr>
-          <w:rFonts w:ascii="Times New Roman" w:hAnsi="Times New Roman" w:eastAsia="Times New Roman" w:cs="Times New Roman"/>
-          <w:sz w:val="28"/>
-          <w:szCs w:val="28"/>
-          <w:lang w:eastAsia="ru-RU"/>
-        </w:rPr>
-        <w:t xml:space="preserve">получаем:</w:t>
+          <w:rFonts w:eastAsia="Times New Roman" w:cs="Times New Roman" w:ascii="Times New Roman" w:hAnsi="Times New Roman"/>
+          <w:sz w:val="28"/>
+          <w:szCs w:val="28"/>
+          <w:lang w:eastAsia="ru-RU"/>
+        </w:rPr>
+        <w:t>получаем:</w:t>
       </w:r>
     </w:p>
     <w:p>
@@ -11297,19 +11730,14 @@
         <w:rPr>
           <w:rFonts w:ascii="Times New Roman" w:hAnsi="Times New Roman" w:eastAsia="Times New Roman" w:cs="Times New Roman"/>
           <w:i w:val="false"/>
-          <w:sz w:val="28"/>
-          <w:szCs w:val="28"/>
-          <w:lang w:eastAsia="ru-RU"/>
-        </w:rPr>
-      </w:pPr>
-      <w:r>
-        <w:rPr>
-          <w:rFonts w:ascii="Times New Roman" w:hAnsi="Times New Roman" w:eastAsia="Times New Roman" w:cs="Times New Roman"/>
           <w:i w:val="false"/>
           <w:sz w:val="28"/>
           <w:szCs w:val="28"/>
           <w:lang w:eastAsia="ru-RU"/>
         </w:rPr>
+      </w:pPr>
+      <w:r>
+        <w:rPr/>
       </w:r>
       <m:oMathPara xmlns:m="http://schemas.openxmlformats.org/officeDocument/2006/math">
         <m:oMathParaPr>
@@ -11446,19 +11874,14 @@
         <w:rPr>
           <w:rFonts w:ascii="Times New Roman" w:hAnsi="Times New Roman" w:eastAsia="Times New Roman" w:cs="Times New Roman"/>
           <w:i w:val="false"/>
-          <w:sz w:val="28"/>
-          <w:szCs w:val="28"/>
-          <w:lang w:eastAsia="ru-RU"/>
-        </w:rPr>
-      </w:pPr>
-      <w:r>
-        <w:rPr>
-          <w:rFonts w:ascii="Times New Roman" w:hAnsi="Times New Roman" w:eastAsia="Times New Roman" w:cs="Times New Roman"/>
           <w:i w:val="false"/>
           <w:sz w:val="28"/>
           <w:szCs w:val="28"/>
           <w:lang w:eastAsia="ru-RU"/>
         </w:rPr>
+      </w:pPr>
+      <w:r>
+        <w:rPr/>
       </w:r>
       <m:oMathPara xmlns:m="http://schemas.openxmlformats.org/officeDocument/2006/math">
         <m:oMathParaPr>
@@ -11595,19 +12018,14 @@
         <w:rPr>
           <w:rFonts w:ascii="Times New Roman" w:hAnsi="Times New Roman" w:eastAsia="Times New Roman" w:cs="Times New Roman"/>
           <w:i w:val="false"/>
-          <w:sz w:val="28"/>
-          <w:szCs w:val="28"/>
-          <w:lang w:eastAsia="ru-RU"/>
-        </w:rPr>
-      </w:pPr>
-      <w:r>
-        <w:rPr>
-          <w:rFonts w:ascii="Times New Roman" w:hAnsi="Times New Roman" w:eastAsia="Times New Roman" w:cs="Times New Roman"/>
           <w:i w:val="false"/>
           <w:sz w:val="28"/>
           <w:szCs w:val="28"/>
           <w:lang w:eastAsia="ru-RU"/>
         </w:rPr>
+      </w:pPr>
+      <w:r>
+        <w:rPr/>
       </w:r>
       <m:oMathPara xmlns:m="http://schemas.openxmlformats.org/officeDocument/2006/math">
         <m:oMathParaPr>
@@ -11749,7 +12167,7 @@
       </w:pPr>
       <w:r>
         <w:rPr>
-          <w:rFonts w:ascii="Times New Roman" w:hAnsi="Times New Roman" w:eastAsia="Times New Roman" w:cs="Times New Roman"/>
+          <w:rFonts w:eastAsia="Times New Roman" w:cs="Times New Roman" w:ascii="Times New Roman" w:hAnsi="Times New Roman"/>
           <w:sz w:val="28"/>
           <w:szCs w:val="28"/>
           <w:lang w:eastAsia="ru-RU"/>
@@ -11845,7 +12263,7 @@
       </m:oMath>
       <w:r>
         <w:rPr>
-          <w:rFonts w:ascii="Times New Roman" w:hAnsi="Times New Roman" w:eastAsia="Times New Roman" w:cs="Times New Roman"/>
+          <w:rFonts w:eastAsia="Times New Roman" w:cs="Times New Roman" w:ascii="Times New Roman" w:hAnsi="Times New Roman"/>
           <w:sz w:val="28"/>
           <w:szCs w:val="28"/>
           <w:lang w:eastAsia="ru-RU"/>
@@ -11941,7 +12359,7 @@
       </m:oMath>
       <w:r>
         <w:rPr>
-          <w:rFonts w:ascii="Times New Roman" w:hAnsi="Times New Roman" w:eastAsia="Times New Roman" w:cs="Times New Roman"/>
+          <w:rFonts w:eastAsia="Times New Roman" w:cs="Times New Roman" w:ascii="Times New Roman" w:hAnsi="Times New Roman"/>
           <w:sz w:val="28"/>
           <w:szCs w:val="28"/>
           <w:lang w:eastAsia="ru-RU"/>
@@ -12037,7 +12455,7 @@
       </m:oMath>
       <w:r>
         <w:rPr>
-          <w:rFonts w:ascii="Times New Roman" w:hAnsi="Times New Roman" w:eastAsia="Times New Roman" w:cs="Times New Roman"/>
+          <w:rFonts w:eastAsia="Times New Roman" w:cs="Times New Roman" w:ascii="Times New Roman" w:hAnsi="Times New Roman"/>
           <w:sz w:val="28"/>
           <w:szCs w:val="28"/>
           <w:lang w:eastAsia="ru-RU"/>
@@ -12203,34 +12621,34 @@
       </m:oMath>
       <w:r>
         <w:rPr>
+          <w:rFonts w:eastAsia="Times New Roman" w:cs="Times New Roman" w:ascii="Times New Roman" w:hAnsi="Times New Roman"/>
+          <w:sz w:val="28"/>
+          <w:szCs w:val="28"/>
+          <w:lang w:eastAsia="ru-RU"/>
+        </w:rPr>
+        <w:t>: решение подтверждается с заданной точностью.</w:t>
+      </w:r>
+    </w:p>
+    <w:p>
+      <w:pPr>
+        <w:pStyle w:val="Normal"/>
+        <w:rPr>
           <w:rFonts w:ascii="Times New Roman" w:hAnsi="Times New Roman" w:eastAsia="Times New Roman" w:cs="Times New Roman"/>
           <w:sz w:val="28"/>
           <w:szCs w:val="28"/>
           <w:lang w:eastAsia="ru-RU"/>
         </w:rPr>
-        <w:t xml:space="preserve">: решение подтверждается с заданной точностью.</w:t>
-      </w:r>
-    </w:p>
-    <w:p>
-      <w:pPr>
-        <w:pStyle w:val="Normal"/>
-        <w:rPr>
-          <w:rFonts w:ascii="Times New Roman" w:hAnsi="Times New Roman" w:eastAsia="Times New Roman" w:cs="Times New Roman"/>
-          <w:sz w:val="28"/>
-          <w:szCs w:val="28"/>
-          <w:lang w:eastAsia="ru-RU"/>
-        </w:rPr>
-      </w:pPr>
-      <w:r>
-        <w:rPr>
-          <w:rFonts w:ascii="Times New Roman" w:hAnsi="Times New Roman" w:eastAsia="Times New Roman" w:cs="Times New Roman"/>
+      </w:pPr>
+      <w:r>
+        <w:rPr>
+          <w:rFonts w:eastAsia="Times New Roman" w:cs="Times New Roman" w:ascii="Times New Roman" w:hAnsi="Times New Roman"/>
           <w:b/>
           <w:bCs/>
           <w:sz w:val="28"/>
           <w:szCs w:val="28"/>
           <w:lang w:eastAsia="ru-RU"/>
         </w:rPr>
-        <w:t xml:space="preserve">Сравнение результатов</w:t>
+        <w:t>Сравнение результатов</w:t>
       </w:r>
     </w:p>
     <w:tbl>
@@ -12247,15 +12665,16 @@
         </w:tblCellMar>
       </w:tblPr>
       <w:tblGrid>
-        <w:gridCol w:w="2500"/>
-        <w:gridCol w:w="2282"/>
+        <w:gridCol w:w="2498"/>
+        <w:gridCol w:w="2283"/>
         <w:gridCol w:w="2282"/>
         <w:gridCol w:w="2281"/>
       </w:tblGrid>
       <w:tr>
+        <w:trPr/>
         <w:tc>
           <w:tcPr>
-            <w:tcW w:w="2500" w:type="dxa"/>
+            <w:tcW w:w="2498" w:type="dxa"/>
             <w:tcBorders>
               <w:top w:val="single" w:sz="4" w:space="0" w:color="000000"/>
               <w:left w:val="single" w:sz="4" w:space="0" w:color="000000"/>
@@ -12280,6 +12699,34 @@
             </w:pPr>
             <w:r>
               <w:rPr>
+                <w:rFonts w:eastAsia="Times New Roman" w:cs="Times New Roman" w:ascii="Times New Roman" w:hAnsi="Times New Roman"/>
+                <w:b/>
+                <w:bCs/>
+                <w:sz w:val="28"/>
+                <w:szCs w:val="28"/>
+                <w:lang w:eastAsia="ru-RU"/>
+              </w:rPr>
+              <w:t>Метод</w:t>
+            </w:r>
+          </w:p>
+        </w:tc>
+        <w:tc>
+          <w:tcPr>
+            <w:tcW w:w="2283" w:type="dxa"/>
+            <w:tcBorders>
+              <w:top w:val="single" w:sz="4" w:space="0" w:color="000000"/>
+              <w:left w:val="single" w:sz="4" w:space="0" w:color="000000"/>
+              <w:bottom w:val="single" w:sz="4" w:space="0" w:color="000000"/>
+              <w:right w:val="single" w:sz="4" w:space="0" w:color="000000"/>
+            </w:tcBorders>
+          </w:tcPr>
+          <w:p>
+            <w:pPr>
+              <w:pStyle w:val="Normal"/>
+              <w:widowControl/>
+              <w:spacing w:lineRule="auto" w:line="240" w:before="0" w:after="0"/>
+              <w:jc w:val="left"/>
+              <w:rPr>
                 <w:rFonts w:ascii="Times New Roman" w:hAnsi="Times New Roman" w:eastAsia="Times New Roman" w:cs="Times New Roman"/>
                 <w:b/>
                 <w:bCs/>
@@ -12287,8 +12734,35 @@
                 <w:szCs w:val="28"/>
                 <w:lang w:eastAsia="ru-RU"/>
               </w:rPr>
-              <w:t xml:space="preserve">Метод</w:t>
+            </w:pPr>
+            <w:r>
+              <w:rPr/>
             </w:r>
+            <m:oMathPara xmlns:m="http://schemas.openxmlformats.org/officeDocument/2006/math">
+              <m:oMathParaPr>
+                <m:jc m:val="left"/>
+              </m:oMathParaPr>
+              <m:oMath>
+                <m:sSub>
+                  <m:e>
+                    <m:r>
+                      <w:rPr>
+                        <w:rFonts w:ascii="Cambria Math" w:hAnsi="Cambria Math"/>
+                      </w:rPr>
+                      <m:t xml:space="preserve">x</m:t>
+                    </m:r>
+                  </m:e>
+                  <m:sub>
+                    <m:r>
+                      <w:rPr>
+                        <w:rFonts w:ascii="Cambria Math" w:hAnsi="Cambria Math"/>
+                      </w:rPr>
+                      <m:t xml:space="preserve">1</m:t>
+                    </m:r>
+                  </m:sub>
+                </m:sSub>
+              </m:oMath>
+            </m:oMathPara>
           </w:p>
         </w:tc>
         <w:tc>
@@ -12319,76 +12793,31 @@
             <w:r>
               <w:rPr/>
             </w:r>
-            <m:oMath xmlns:m="http://schemas.openxmlformats.org/officeDocument/2006/math">
-              <m:sSub>
-                <m:e>
-                  <m:r>
-                    <w:rPr>
-                      <w:rFonts w:ascii="Cambria Math" w:hAnsi="Cambria Math"/>
-                    </w:rPr>
-                    <m:t xml:space="preserve">x</m:t>
-                  </m:r>
-                </m:e>
-                <m:sub>
-                  <m:r>
-                    <w:rPr>
-                      <w:rFonts w:ascii="Cambria Math" w:hAnsi="Cambria Math"/>
-                    </w:rPr>
-                    <m:t xml:space="preserve">1</m:t>
-                  </m:r>
-                </m:sub>
-              </m:sSub>
-            </m:oMath>
-          </w:p>
-        </w:tc>
-        <w:tc>
-          <w:tcPr>
-            <w:tcW w:w="2282" w:type="dxa"/>
-            <w:tcBorders>
-              <w:top w:val="single" w:sz="4" w:space="0" w:color="000000"/>
-              <w:left w:val="single" w:sz="4" w:space="0" w:color="000000"/>
-              <w:bottom w:val="single" w:sz="4" w:space="0" w:color="000000"/>
-              <w:right w:val="single" w:sz="4" w:space="0" w:color="000000"/>
-            </w:tcBorders>
-          </w:tcPr>
-          <w:p>
-            <w:pPr>
-              <w:pStyle w:val="Normal"/>
-              <w:widowControl/>
-              <w:spacing w:lineRule="auto" w:line="240" w:before="0" w:after="0"/>
-              <w:jc w:val="left"/>
-              <w:rPr>
-                <w:rFonts w:ascii="Times New Roman" w:hAnsi="Times New Roman" w:eastAsia="Times New Roman" w:cs="Times New Roman"/>
-                <w:b/>
-                <w:bCs/>
-                <w:sz w:val="28"/>
-                <w:szCs w:val="28"/>
-                <w:lang w:eastAsia="ru-RU"/>
-              </w:rPr>
-            </w:pPr>
-            <w:r>
-              <w:rPr/>
-            </w:r>
-            <m:oMath xmlns:m="http://schemas.openxmlformats.org/officeDocument/2006/math">
-              <m:sSub>
-                <m:e>
-                  <m:r>
-                    <w:rPr>
-                      <w:rFonts w:ascii="Cambria Math" w:hAnsi="Cambria Math"/>
-                    </w:rPr>
-                    <m:t xml:space="preserve">x</m:t>
-                  </m:r>
-                </m:e>
-                <m:sub>
-                  <m:r>
-                    <w:rPr>
-                      <w:rFonts w:ascii="Cambria Math" w:hAnsi="Cambria Math"/>
-                    </w:rPr>
-                    <m:t xml:space="preserve">2</m:t>
-                  </m:r>
-                </m:sub>
-              </m:sSub>
-            </m:oMath>
+            <m:oMathPara xmlns:m="http://schemas.openxmlformats.org/officeDocument/2006/math">
+              <m:oMathParaPr>
+                <m:jc m:val="left"/>
+              </m:oMathParaPr>
+              <m:oMath>
+                <m:sSub>
+                  <m:e>
+                    <m:r>
+                      <w:rPr>
+                        <w:rFonts w:ascii="Cambria Math" w:hAnsi="Cambria Math"/>
+                      </w:rPr>
+                      <m:t xml:space="preserve">x</m:t>
+                    </m:r>
+                  </m:e>
+                  <m:sub>
+                    <m:r>
+                      <w:rPr>
+                        <w:rFonts w:ascii="Cambria Math" w:hAnsi="Cambria Math"/>
+                      </w:rPr>
+                      <m:t xml:space="preserve">2</m:t>
+                    </m:r>
+                  </m:sub>
+                </m:sSub>
+              </m:oMath>
+            </m:oMathPara>
           </w:p>
         </w:tc>
         <w:tc>
@@ -12419,33 +12848,39 @@
             <w:r>
               <w:rPr/>
             </w:r>
-            <m:oMath xmlns:m="http://schemas.openxmlformats.org/officeDocument/2006/math">
-              <m:sSub>
-                <m:e>
-                  <m:r>
-                    <w:rPr>
-                      <w:rFonts w:ascii="Cambria Math" w:hAnsi="Cambria Math"/>
-                    </w:rPr>
-                    <m:t xml:space="preserve">x</m:t>
-                  </m:r>
-                </m:e>
-                <m:sub>
-                  <m:r>
-                    <w:rPr>
-                      <w:rFonts w:ascii="Cambria Math" w:hAnsi="Cambria Math"/>
-                    </w:rPr>
-                    <m:t xml:space="preserve">3</m:t>
-                  </m:r>
-                </m:sub>
-              </m:sSub>
-            </m:oMath>
+            <m:oMathPara xmlns:m="http://schemas.openxmlformats.org/officeDocument/2006/math">
+              <m:oMathParaPr>
+                <m:jc m:val="left"/>
+              </m:oMathParaPr>
+              <m:oMath>
+                <m:sSub>
+                  <m:e>
+                    <m:r>
+                      <w:rPr>
+                        <w:rFonts w:ascii="Cambria Math" w:hAnsi="Cambria Math"/>
+                      </w:rPr>
+                      <m:t xml:space="preserve">x</m:t>
+                    </m:r>
+                  </m:e>
+                  <m:sub>
+                    <m:r>
+                      <w:rPr>
+                        <w:rFonts w:ascii="Cambria Math" w:hAnsi="Cambria Math"/>
+                      </w:rPr>
+                      <m:t xml:space="preserve">3</m:t>
+                    </m:r>
+                  </m:sub>
+                </m:sSub>
+              </m:oMath>
+            </m:oMathPara>
           </w:p>
         </w:tc>
       </w:tr>
       <w:tr>
+        <w:trPr/>
         <w:tc>
           <w:tcPr>
-            <w:tcW w:w="2500" w:type="dxa"/>
+            <w:tcW w:w="2498" w:type="dxa"/>
             <w:tcBorders>
               <w:top w:val="single" w:sz="4" w:space="0" w:color="000000"/>
               <w:left w:val="single" w:sz="4" w:space="0" w:color="000000"/>
@@ -12470,12 +12905,57 @@
             </w:pPr>
             <w:r>
               <w:rPr>
-                <w:rFonts w:ascii="Times New Roman" w:hAnsi="Times New Roman" w:eastAsia="Times New Roman" w:cs="Times New Roman"/>
+                <w:rFonts w:eastAsia="Times New Roman" w:cs="Times New Roman" w:ascii="Times New Roman" w:hAnsi="Times New Roman"/>
                 <w:sz w:val="28"/>
                 <w:szCs w:val="28"/>
                 <w:lang w:eastAsia="ru-RU"/>
               </w:rPr>
-              <w:t xml:space="preserve">Гаусса</w:t>
+              <w:t>Гаусса</w:t>
+            </w:r>
+          </w:p>
+        </w:tc>
+        <w:tc>
+          <w:tcPr>
+            <w:tcW w:w="2283" w:type="dxa"/>
+            <w:tcBorders>
+              <w:top w:val="single" w:sz="4" w:space="0" w:color="000000"/>
+              <w:left w:val="single" w:sz="4" w:space="0" w:color="000000"/>
+              <w:bottom w:val="single" w:sz="4" w:space="0" w:color="000000"/>
+              <w:right w:val="single" w:sz="4" w:space="0" w:color="000000"/>
+            </w:tcBorders>
+          </w:tcPr>
+          <w:p>
+            <w:pPr>
+              <w:pStyle w:val="Normal"/>
+              <w:widowControl/>
+              <w:spacing w:lineRule="auto" w:line="240" w:before="0" w:after="0"/>
+              <w:jc w:val="center"/>
+              <w:rPr>
+                <w:rFonts w:ascii="Times New Roman" w:hAnsi="Times New Roman" w:eastAsia="Times New Roman" w:cs="Times New Roman"/>
+                <w:b/>
+                <w:bCs/>
+                <w:sz w:val="28"/>
+                <w:szCs w:val="28"/>
+                <w:lang w:eastAsia="ru-RU"/>
+              </w:rPr>
+            </w:pPr>
+            <w:r>
+              <w:rPr>
+                <w:rFonts w:eastAsia="Times New Roman" w:cs="Times New Roman" w:ascii="Times New Roman" w:hAnsi="Times New Roman"/>
+                <w:sz w:val="28"/>
+                <w:szCs w:val="28"/>
+                <w:lang w:eastAsia="ru-RU"/>
+              </w:rPr>
+              <w:t>−</w:t>
+            </w:r>
+            <w:r>
+              <w:rPr>
+                <w:rFonts w:eastAsia="Times New Roman" w:cs="Times New Roman" w:ascii="Times New Roman" w:hAnsi="Times New Roman"/>
+                <w:sz w:val="28"/>
+                <w:szCs w:val="28"/>
+                <w:lang w:eastAsia="ru-RU"/>
+              </w:rPr>
+              <w:t>0,37038850</w:t>
             </w:r>
           </w:p>
         </w:tc>
@@ -12506,12 +12986,132 @@
             </w:pPr>
             <w:r>
               <w:rPr>
-                <w:rFonts w:ascii="Times New Roman" w:hAnsi="Times New Roman" w:eastAsia="Times New Roman" w:cs="Times New Roman"/>
+                <w:rFonts w:eastAsia="Times New Roman" w:cs="Times New Roman" w:ascii="Times New Roman" w:hAnsi="Times New Roman"/>
                 <w:sz w:val="28"/>
                 <w:szCs w:val="28"/>
                 <w:lang w:eastAsia="ru-RU"/>
               </w:rPr>
-              <w:t xml:space="preserve">−0,37038850</w:t>
+              <w:t>1,09380980</w:t>
+            </w:r>
+          </w:p>
+        </w:tc>
+        <w:tc>
+          <w:tcPr>
+            <w:tcW w:w="2281" w:type="dxa"/>
+            <w:tcBorders>
+              <w:top w:val="single" w:sz="4" w:space="0" w:color="000000"/>
+              <w:left w:val="single" w:sz="4" w:space="0" w:color="000000"/>
+              <w:bottom w:val="single" w:sz="4" w:space="0" w:color="000000"/>
+              <w:right w:val="single" w:sz="4" w:space="0" w:color="000000"/>
+            </w:tcBorders>
+          </w:tcPr>
+          <w:p>
+            <w:pPr>
+              <w:pStyle w:val="Normal"/>
+              <w:widowControl/>
+              <w:spacing w:lineRule="auto" w:line="240" w:before="0" w:after="0"/>
+              <w:jc w:val="center"/>
+              <w:rPr>
+                <w:rFonts w:ascii="Times New Roman" w:hAnsi="Times New Roman" w:eastAsia="Times New Roman" w:cs="Times New Roman"/>
+                <w:b/>
+                <w:bCs/>
+                <w:sz w:val="28"/>
+                <w:szCs w:val="28"/>
+                <w:lang w:eastAsia="ru-RU"/>
+              </w:rPr>
+            </w:pPr>
+            <w:r>
+              <w:rPr>
+                <w:rFonts w:eastAsia="Times New Roman" w:cs="Times New Roman" w:ascii="Times New Roman" w:hAnsi="Times New Roman"/>
+                <w:sz w:val="28"/>
+                <w:szCs w:val="28"/>
+                <w:lang w:eastAsia="ru-RU"/>
+              </w:rPr>
+              <w:t>0,90323083</w:t>
+            </w:r>
+          </w:p>
+        </w:tc>
+      </w:tr>
+      <w:tr>
+        <w:trPr/>
+        <w:tc>
+          <w:tcPr>
+            <w:tcW w:w="2498" w:type="dxa"/>
+            <w:tcBorders>
+              <w:top w:val="single" w:sz="4" w:space="0" w:color="000000"/>
+              <w:left w:val="single" w:sz="4" w:space="0" w:color="000000"/>
+              <w:bottom w:val="single" w:sz="4" w:space="0" w:color="000000"/>
+              <w:right w:val="single" w:sz="4" w:space="0" w:color="000000"/>
+            </w:tcBorders>
+          </w:tcPr>
+          <w:p>
+            <w:pPr>
+              <w:pStyle w:val="Normal"/>
+              <w:widowControl/>
+              <w:spacing w:lineRule="auto" w:line="240" w:before="0" w:after="0"/>
+              <w:jc w:val="center"/>
+              <w:rPr>
+                <w:rFonts w:ascii="Times New Roman" w:hAnsi="Times New Roman" w:eastAsia="Times New Roman" w:cs="Times New Roman"/>
+                <w:b/>
+                <w:bCs/>
+                <w:sz w:val="28"/>
+                <w:szCs w:val="28"/>
+                <w:lang w:eastAsia="ru-RU"/>
+              </w:rPr>
+            </w:pPr>
+            <w:r>
+              <w:rPr>
+                <w:rFonts w:eastAsia="Times New Roman" w:cs="Times New Roman" w:ascii="Times New Roman" w:hAnsi="Times New Roman"/>
+                <w:sz w:val="28"/>
+                <w:szCs w:val="28"/>
+                <w:lang w:eastAsia="ru-RU"/>
+              </w:rPr>
+              <w:t>Зейделя</w:t>
+            </w:r>
+          </w:p>
+        </w:tc>
+        <w:tc>
+          <w:tcPr>
+            <w:tcW w:w="2283" w:type="dxa"/>
+            <w:tcBorders>
+              <w:top w:val="single" w:sz="4" w:space="0" w:color="000000"/>
+              <w:left w:val="single" w:sz="4" w:space="0" w:color="000000"/>
+              <w:bottom w:val="single" w:sz="4" w:space="0" w:color="000000"/>
+              <w:right w:val="single" w:sz="4" w:space="0" w:color="000000"/>
+            </w:tcBorders>
+          </w:tcPr>
+          <w:p>
+            <w:pPr>
+              <w:pStyle w:val="Normal"/>
+              <w:widowControl/>
+              <w:spacing w:lineRule="auto" w:line="240" w:before="0" w:after="0"/>
+              <w:jc w:val="center"/>
+              <w:rPr>
+                <w:rFonts w:ascii="Times New Roman" w:hAnsi="Times New Roman" w:eastAsia="Times New Roman" w:cs="Times New Roman"/>
+                <w:b/>
+                <w:bCs/>
+                <w:sz w:val="28"/>
+                <w:szCs w:val="28"/>
+                <w:lang w:eastAsia="ru-RU"/>
+              </w:rPr>
+            </w:pPr>
+            <w:r>
+              <w:rPr>
+                <w:rFonts w:eastAsia="Times New Roman" w:cs="Times New Roman" w:ascii="Times New Roman" w:hAnsi="Times New Roman"/>
+                <w:sz w:val="28"/>
+                <w:szCs w:val="28"/>
+                <w:lang w:eastAsia="ru-RU"/>
+              </w:rPr>
+              <w:t>−</w:t>
+            </w:r>
+            <w:r>
+              <w:rPr>
+                <w:rFonts w:eastAsia="Times New Roman" w:cs="Times New Roman" w:ascii="Times New Roman" w:hAnsi="Times New Roman"/>
+                <w:sz w:val="28"/>
+                <w:szCs w:val="28"/>
+                <w:lang w:eastAsia="ru-RU"/>
+              </w:rPr>
+              <w:t>0,37038829</w:t>
             </w:r>
           </w:p>
         </w:tc>
@@ -12542,12 +13142,12 @@
             </w:pPr>
             <w:r>
               <w:rPr>
-                <w:rFonts w:ascii="Times New Roman" w:hAnsi="Times New Roman" w:eastAsia="Times New Roman" w:cs="Times New Roman"/>
+                <w:rFonts w:eastAsia="Times New Roman" w:cs="Times New Roman" w:ascii="Times New Roman" w:hAnsi="Times New Roman"/>
                 <w:sz w:val="28"/>
                 <w:szCs w:val="28"/>
                 <w:lang w:eastAsia="ru-RU"/>
               </w:rPr>
-              <w:t xml:space="preserve">1,09380980</w:t>
+              <w:t>1,09380973</w:t>
             </w:r>
           </w:p>
         </w:tc>
@@ -12578,158 +13178,12 @@
             </w:pPr>
             <w:r>
               <w:rPr>
-                <w:rFonts w:ascii="Times New Roman" w:hAnsi="Times New Roman" w:eastAsia="Times New Roman" w:cs="Times New Roman"/>
+                <w:rFonts w:eastAsia="Times New Roman" w:cs="Times New Roman" w:ascii="Times New Roman" w:hAnsi="Times New Roman"/>
                 <w:sz w:val="28"/>
                 <w:szCs w:val="28"/>
                 <w:lang w:eastAsia="ru-RU"/>
               </w:rPr>
-              <w:t xml:space="preserve">0,90323083</w:t>
-            </w:r>
-          </w:p>
-        </w:tc>
-      </w:tr>
-      <w:tr>
-        <w:tc>
-          <w:tcPr>
-            <w:tcW w:w="2500" w:type="dxa"/>
-            <w:tcBorders>
-              <w:top w:val="single" w:sz="4" w:space="0" w:color="000000"/>
-              <w:left w:val="single" w:sz="4" w:space="0" w:color="000000"/>
-              <w:bottom w:val="single" w:sz="4" w:space="0" w:color="000000"/>
-              <w:right w:val="single" w:sz="4" w:space="0" w:color="000000"/>
-            </w:tcBorders>
-          </w:tcPr>
-          <w:p>
-            <w:pPr>
-              <w:pStyle w:val="Normal"/>
-              <w:widowControl/>
-              <w:spacing w:lineRule="auto" w:line="240" w:before="0" w:after="0"/>
-              <w:jc w:val="center"/>
-              <w:rPr>
-                <w:rFonts w:ascii="Times New Roman" w:hAnsi="Times New Roman" w:eastAsia="Times New Roman" w:cs="Times New Roman"/>
-                <w:b/>
-                <w:bCs/>
-                <w:sz w:val="28"/>
-                <w:szCs w:val="28"/>
-                <w:lang w:eastAsia="ru-RU"/>
-              </w:rPr>
-            </w:pPr>
-            <w:r>
-              <w:rPr>
-                <w:rFonts w:ascii="Times New Roman" w:hAnsi="Times New Roman" w:eastAsia="Times New Roman" w:cs="Times New Roman"/>
-                <w:sz w:val="28"/>
-                <w:szCs w:val="28"/>
-                <w:lang w:eastAsia="ru-RU"/>
-              </w:rPr>
-              <w:t xml:space="preserve">Зейделя</w:t>
-            </w:r>
-          </w:p>
-        </w:tc>
-        <w:tc>
-          <w:tcPr>
-            <w:tcW w:w="2282" w:type="dxa"/>
-            <w:tcBorders>
-              <w:top w:val="single" w:sz="4" w:space="0" w:color="000000"/>
-              <w:left w:val="single" w:sz="4" w:space="0" w:color="000000"/>
-              <w:bottom w:val="single" w:sz="4" w:space="0" w:color="000000"/>
-              <w:right w:val="single" w:sz="4" w:space="0" w:color="000000"/>
-            </w:tcBorders>
-          </w:tcPr>
-          <w:p>
-            <w:pPr>
-              <w:pStyle w:val="Normal"/>
-              <w:widowControl/>
-              <w:spacing w:lineRule="auto" w:line="240" w:before="0" w:after="0"/>
-              <w:jc w:val="center"/>
-              <w:rPr>
-                <w:rFonts w:ascii="Times New Roman" w:hAnsi="Times New Roman" w:eastAsia="Times New Roman" w:cs="Times New Roman"/>
-                <w:b/>
-                <w:bCs/>
-                <w:sz w:val="28"/>
-                <w:szCs w:val="28"/>
-                <w:lang w:eastAsia="ru-RU"/>
-              </w:rPr>
-            </w:pPr>
-            <w:r>
-              <w:rPr>
-                <w:rFonts w:ascii="Times New Roman" w:hAnsi="Times New Roman" w:eastAsia="Times New Roman" w:cs="Times New Roman"/>
-                <w:sz w:val="28"/>
-                <w:szCs w:val="28"/>
-                <w:lang w:eastAsia="ru-RU"/>
-              </w:rPr>
-              <w:t xml:space="preserve">−0,37038829</w:t>
-            </w:r>
-          </w:p>
-        </w:tc>
-        <w:tc>
-          <w:tcPr>
-            <w:tcW w:w="2282" w:type="dxa"/>
-            <w:tcBorders>
-              <w:top w:val="single" w:sz="4" w:space="0" w:color="000000"/>
-              <w:left w:val="single" w:sz="4" w:space="0" w:color="000000"/>
-              <w:bottom w:val="single" w:sz="4" w:space="0" w:color="000000"/>
-              <w:right w:val="single" w:sz="4" w:space="0" w:color="000000"/>
-            </w:tcBorders>
-          </w:tcPr>
-          <w:p>
-            <w:pPr>
-              <w:pStyle w:val="Normal"/>
-              <w:widowControl/>
-              <w:spacing w:lineRule="auto" w:line="240" w:before="0" w:after="0"/>
-              <w:jc w:val="center"/>
-              <w:rPr>
-                <w:rFonts w:ascii="Times New Roman" w:hAnsi="Times New Roman" w:eastAsia="Times New Roman" w:cs="Times New Roman"/>
-                <w:b/>
-                <w:bCs/>
-                <w:sz w:val="28"/>
-                <w:szCs w:val="28"/>
-                <w:lang w:eastAsia="ru-RU"/>
-              </w:rPr>
-            </w:pPr>
-            <w:r>
-              <w:rPr>
-                <w:rFonts w:ascii="Times New Roman" w:hAnsi="Times New Roman" w:eastAsia="Times New Roman" w:cs="Times New Roman"/>
-                <w:sz w:val="28"/>
-                <w:szCs w:val="28"/>
-                <w:lang w:eastAsia="ru-RU"/>
-              </w:rPr>
-              <w:t xml:space="preserve">1,09380973</w:t>
-            </w:r>
-          </w:p>
-        </w:tc>
-        <w:tc>
-          <w:tcPr>
-            <w:tcW w:w="2281" w:type="dxa"/>
-            <w:tcBorders>
-              <w:top w:val="single" w:sz="4" w:space="0" w:color="000000"/>
-              <w:left w:val="single" w:sz="4" w:space="0" w:color="000000"/>
-              <w:bottom w:val="single" w:sz="4" w:space="0" w:color="000000"/>
-              <w:right w:val="single" w:sz="4" w:space="0" w:color="000000"/>
-            </w:tcBorders>
-          </w:tcPr>
-          <w:p>
-            <w:pPr>
-              <w:pStyle w:val="Normal"/>
-              <w:widowControl/>
-              <w:spacing w:lineRule="auto" w:line="240" w:before="0" w:after="0"/>
-              <w:jc w:val="center"/>
-              <w:rPr>
-                <w:rFonts w:ascii="Times New Roman" w:hAnsi="Times New Roman" w:eastAsia="Times New Roman" w:cs="Times New Roman"/>
-                <w:b/>
-                <w:bCs/>
-                <w:sz w:val="28"/>
-                <w:szCs w:val="28"/>
-                <w:lang w:eastAsia="ru-RU"/>
-              </w:rPr>
-            </w:pPr>
-            <w:r>
-              <w:rPr>
-                <w:rFonts w:ascii="Times New Roman" w:hAnsi="Times New Roman" w:eastAsia="Times New Roman" w:cs="Times New Roman"/>
-                <w:sz w:val="28"/>
-                <w:szCs w:val="28"/>
-                <w:lang w:eastAsia="ru-RU"/>
-              </w:rPr>
-              <w:t xml:space="preserve">0,90323084</w:t>
+              <w:t>0,90323084</w:t>
             </w:r>
           </w:p>
         </w:tc>
@@ -12747,7 +13201,7 @@
       </w:pPr>
       <w:r>
         <w:rPr>
-          <w:rFonts w:ascii="Times New Roman" w:hAnsi="Times New Roman" w:eastAsia="Times New Roman" w:cs="Times New Roman"/>
+          <w:rFonts w:eastAsia="Times New Roman" w:cs="Times New Roman" w:ascii="Times New Roman" w:hAnsi="Times New Roman"/>
           <w:sz w:val="28"/>
           <w:szCs w:val="28"/>
           <w:lang w:eastAsia="ru-RU"/>
@@ -12815,7 +13269,7 @@
       </m:oMath>
       <w:r>
         <w:rPr>
-          <w:rFonts w:ascii="Times New Roman" w:hAnsi="Times New Roman" w:eastAsia="Times New Roman" w:cs="Times New Roman"/>
+          <w:rFonts w:eastAsia="Times New Roman" w:cs="Times New Roman" w:ascii="Times New Roman" w:hAnsi="Times New Roman"/>
           <w:sz w:val="28"/>
           <w:szCs w:val="28"/>
           <w:lang w:eastAsia="ru-RU"/>
@@ -12856,14 +13310,20 @@
               <w:rPr>
                 <w:rFonts w:ascii="Cambria Math" w:hAnsi="Cambria Math"/>
               </w:rPr>
-              <m:t xml:space="preserve">−5</m:t>
+              <m:t xml:space="preserve">−</m:t>
+            </m:r>
+            <m:r>
+              <w:rPr>
+                <w:rFonts w:ascii="Cambria Math" w:hAnsi="Cambria Math"/>
+              </w:rPr>
+              <m:t xml:space="preserve">5</m:t>
             </m:r>
           </m:sup>
         </m:sSup>
       </m:oMath>
       <w:r>
         <w:rPr>
-          <w:rFonts w:ascii="Times New Roman" w:hAnsi="Times New Roman" w:eastAsia="Times New Roman" w:cs="Times New Roman"/>
+          <w:rFonts w:eastAsia="Times New Roman" w:cs="Times New Roman" w:ascii="Times New Roman" w:hAnsi="Times New Roman"/>
           <w:sz w:val="28"/>
           <w:szCs w:val="28"/>
           <w:lang w:eastAsia="ru-RU"/>
@@ -12922,34 +13382,40 @@
               <w:rPr>
                 <w:rFonts w:ascii="Cambria Math" w:hAnsi="Cambria Math"/>
               </w:rPr>
-              <m:t xml:space="preserve">−5</m:t>
+              <m:t xml:space="preserve">−</m:t>
+            </m:r>
+            <m:r>
+              <w:rPr>
+                <w:rFonts w:ascii="Cambria Math" w:hAnsi="Cambria Math"/>
+              </w:rPr>
+              <m:t xml:space="preserve">5</m:t>
             </m:r>
           </m:sup>
         </m:sSup>
       </m:oMath>
       <w:r>
         <w:rPr>
+          <w:rFonts w:eastAsia="Times New Roman" w:cs="Times New Roman" w:ascii="Times New Roman" w:hAnsi="Times New Roman"/>
+          <w:sz w:val="28"/>
+          <w:szCs w:val="28"/>
+          <w:lang w:eastAsia="ru-RU"/>
+        </w:rPr>
+        <w:t>, тогда как метод Гаусса вычисляет решение до исчерпания точности представления чисел.</w:t>
+      </w:r>
+    </w:p>
+    <w:p>
+      <w:pPr>
+        <w:pStyle w:val="Normal"/>
+        <w:rPr>
           <w:rFonts w:ascii="Times New Roman" w:hAnsi="Times New Roman" w:eastAsia="Times New Roman" w:cs="Times New Roman"/>
           <w:sz w:val="28"/>
           <w:szCs w:val="28"/>
           <w:lang w:eastAsia="ru-RU"/>
         </w:rPr>
-        <w:t xml:space="preserve">, тогда как метод Гаусса вычисляет решение до исчерпания точности представления чисел.</w:t>
-      </w:r>
-    </w:p>
-    <w:p>
-      <w:pPr>
-        <w:pStyle w:val="Normal"/>
-        <w:rPr>
-          <w:rFonts w:ascii="Times New Roman" w:hAnsi="Times New Roman" w:eastAsia="Times New Roman" w:cs="Times New Roman"/>
-          <w:sz w:val="28"/>
-          <w:szCs w:val="28"/>
-          <w:lang w:eastAsia="ru-RU"/>
-        </w:rPr>
-      </w:pPr>
-      <w:r>
-        <w:rPr>
-          <w:rFonts w:ascii="Times New Roman" w:hAnsi="Times New Roman" w:eastAsia="Times New Roman" w:cs="Times New Roman"/>
+      </w:pPr>
+      <w:r>
+        <w:rPr>
+          <w:rFonts w:eastAsia="Times New Roman" w:cs="Times New Roman" w:ascii="Times New Roman" w:hAnsi="Times New Roman"/>
           <w:sz w:val="28"/>
           <w:szCs w:val="28"/>
           <w:lang w:eastAsia="ru-RU"/>
@@ -12989,9 +13455,6 @@
           <m:t xml:space="preserve"> = </m:t>
         </m:r>
         <m:f>
-          <m:fPr>
-            <m:type m:val="bar"/>
-          </m:fPr>
           <m:num>
             <m:sSub>
               <m:e>
@@ -13036,7 +13499,7 @@
       </m:oMath>
       <w:r>
         <w:rPr>
-          <w:rFonts w:ascii="Times New Roman" w:hAnsi="Times New Roman" w:eastAsia="Times New Roman" w:cs="Times New Roman"/>
+          <w:rFonts w:eastAsia="Times New Roman" w:cs="Times New Roman" w:ascii="Times New Roman" w:hAnsi="Times New Roman"/>
           <w:sz w:val="28"/>
           <w:szCs w:val="28"/>
           <w:lang w:eastAsia="ru-RU"/>
@@ -13104,27 +13567,27 @@
       </m:oMath>
       <w:r>
         <w:rPr>
+          <w:rFonts w:eastAsia="Times New Roman" w:cs="Times New Roman" w:ascii="Times New Roman" w:hAnsi="Times New Roman"/>
+          <w:sz w:val="28"/>
+          <w:szCs w:val="28"/>
+          <w:lang w:eastAsia="ru-RU"/>
+        </w:rPr>
+        <w:t>.</w:t>
+      </w:r>
+    </w:p>
+    <w:p>
+      <w:pPr>
+        <w:pStyle w:val="Normal"/>
+        <w:rPr>
           <w:rFonts w:ascii="Times New Roman" w:hAnsi="Times New Roman" w:eastAsia="Times New Roman" w:cs="Times New Roman"/>
           <w:sz w:val="28"/>
           <w:szCs w:val="28"/>
           <w:lang w:eastAsia="ru-RU"/>
         </w:rPr>
-        <w:t xml:space="preserve">.</w:t>
-      </w:r>
-    </w:p>
-    <w:p>
-      <w:pPr>
-        <w:pStyle w:val="Normal"/>
-        <w:rPr>
-          <w:rFonts w:ascii="Times New Roman" w:hAnsi="Times New Roman" w:eastAsia="Times New Roman" w:cs="Times New Roman"/>
-          <w:sz w:val="28"/>
-          <w:szCs w:val="28"/>
-          <w:lang w:eastAsia="ru-RU"/>
-        </w:rPr>
-      </w:pPr>
-      <w:r>
-        <w:rPr>
-          <w:rFonts w:ascii="Times New Roman" w:hAnsi="Times New Roman" w:eastAsia="Times New Roman" w:cs="Times New Roman"/>
+      </w:pPr>
+      <w:r>
+        <w:rPr>
+          <w:rFonts w:eastAsia="Times New Roman" w:cs="Times New Roman" w:ascii="Times New Roman" w:hAnsi="Times New Roman"/>
           <w:sz w:val="28"/>
           <w:szCs w:val="28"/>
           <w:lang w:eastAsia="ru-RU"/>
@@ -13253,7 +13716,7 @@
       </m:oMath>
       <w:r>
         <w:rPr>
-          <w:rFonts w:ascii="Times New Roman" w:hAnsi="Times New Roman" w:eastAsia="Times New Roman" w:cs="Times New Roman"/>
+          <w:rFonts w:eastAsia="Times New Roman" w:cs="Times New Roman" w:ascii="Times New Roman" w:hAnsi="Times New Roman"/>
           <w:sz w:val="28"/>
           <w:szCs w:val="28"/>
           <w:lang w:eastAsia="ru-RU"/>
@@ -13265,9 +13728,6 @@
       </w:r>
       <m:oMath xmlns:m="http://schemas.openxmlformats.org/officeDocument/2006/math">
         <m:f>
-          <m:fPr>
-            <m:type m:val="bar"/>
-          </m:fPr>
           <m:num>
             <m:r>
               <w:rPr>
@@ -13332,7 +13792,7 @@
       </m:oMath>
       <w:r>
         <w:rPr>
-          <w:rFonts w:ascii="Times New Roman" w:hAnsi="Times New Roman" w:eastAsia="Times New Roman" w:cs="Times New Roman"/>
+          <w:rFonts w:eastAsia="Times New Roman" w:cs="Times New Roman" w:ascii="Times New Roman" w:hAnsi="Times New Roman"/>
           <w:sz w:val="28"/>
           <w:szCs w:val="28"/>
           <w:lang w:eastAsia="ru-RU"/>
@@ -13368,7 +13828,7 @@
       </m:oMath>
       <w:r>
         <w:rPr>
-          <w:rFonts w:ascii="Times New Roman" w:hAnsi="Times New Roman" w:eastAsia="Times New Roman" w:cs="Times New Roman"/>
+          <w:rFonts w:eastAsia="Times New Roman" w:cs="Times New Roman" w:ascii="Times New Roman" w:hAnsi="Times New Roman"/>
           <w:sz w:val="28"/>
           <w:szCs w:val="28"/>
           <w:lang w:eastAsia="ru-RU"/>
@@ -13436,7 +13896,7 @@
       </m:oMath>
       <w:r>
         <w:rPr>
-          <w:rFonts w:ascii="Times New Roman" w:hAnsi="Times New Roman" w:eastAsia="Times New Roman" w:cs="Times New Roman"/>
+          <w:rFonts w:eastAsia="Times New Roman" w:cs="Times New Roman" w:ascii="Times New Roman" w:hAnsi="Times New Roman"/>
           <w:sz w:val="28"/>
           <w:szCs w:val="28"/>
           <w:lang w:eastAsia="ru-RU"/>
@@ -13504,27 +13964,27 @@
       </m:oMath>
       <w:r>
         <w:rPr>
+          <w:rFonts w:eastAsia="Times New Roman" w:cs="Times New Roman" w:ascii="Times New Roman" w:hAnsi="Times New Roman"/>
+          <w:sz w:val="28"/>
+          <w:szCs w:val="28"/>
+          <w:lang w:eastAsia="ru-RU"/>
+        </w:rPr>
+        <w:t>.</w:t>
+      </w:r>
+    </w:p>
+    <w:p>
+      <w:pPr>
+        <w:pStyle w:val="Normal"/>
+        <w:rPr>
           <w:rFonts w:ascii="Times New Roman" w:hAnsi="Times New Roman" w:eastAsia="Times New Roman" w:cs="Times New Roman"/>
           <w:sz w:val="28"/>
           <w:szCs w:val="28"/>
           <w:lang w:eastAsia="ru-RU"/>
         </w:rPr>
-        <w:t xml:space="preserve">.</w:t>
-      </w:r>
-    </w:p>
-    <w:p>
-      <w:pPr>
-        <w:pStyle w:val="Normal"/>
-        <w:rPr>
-          <w:rFonts w:ascii="Times New Roman" w:hAnsi="Times New Roman" w:eastAsia="Times New Roman" w:cs="Times New Roman"/>
-          <w:sz w:val="28"/>
-          <w:szCs w:val="28"/>
-          <w:lang w:eastAsia="ru-RU"/>
-        </w:rPr>
-      </w:pPr>
-      <w:r>
-        <w:rPr>
-          <w:rFonts w:ascii="Times New Roman" w:hAnsi="Times New Roman" w:eastAsia="Times New Roman" w:cs="Times New Roman"/>
+      </w:pPr>
+      <w:r>
+        <w:rPr>
+          <w:rFonts w:eastAsia="Times New Roman" w:cs="Times New Roman" w:ascii="Times New Roman" w:hAnsi="Times New Roman"/>
           <w:sz w:val="28"/>
           <w:szCs w:val="28"/>
           <w:lang w:eastAsia="ru-RU"/>
@@ -13536,9 +13996,6 @@
       </w:r>
       <m:oMath xmlns:m="http://schemas.openxmlformats.org/officeDocument/2006/math">
         <m:f>
-          <m:fPr>
-            <m:type m:val="bar"/>
-          </m:fPr>
           <m:num>
             <m:sSup>
               <m:e>
@@ -13571,7 +14028,7 @@
       </m:oMath>
       <w:r>
         <w:rPr>
-          <w:rFonts w:ascii="Times New Roman" w:hAnsi="Times New Roman" w:eastAsia="Times New Roman" w:cs="Times New Roman"/>
+          <w:rFonts w:eastAsia="Times New Roman" w:cs="Times New Roman" w:ascii="Times New Roman" w:hAnsi="Times New Roman"/>
           <w:sz w:val="28"/>
           <w:szCs w:val="28"/>
           <w:lang w:eastAsia="ru-RU"/>
@@ -13623,7 +14080,7 @@
       </m:oMath>
       <w:r>
         <w:rPr>
-          <w:rFonts w:ascii="Times New Roman" w:hAnsi="Times New Roman" w:eastAsia="Times New Roman" w:cs="Times New Roman"/>
+          <w:rFonts w:eastAsia="Times New Roman" w:cs="Times New Roman" w:ascii="Times New Roman" w:hAnsi="Times New Roman"/>
           <w:sz w:val="28"/>
           <w:szCs w:val="28"/>
           <w:lang w:eastAsia="ru-RU"/>
@@ -13675,7 +14132,7 @@
       </m:oMath>
       <w:r>
         <w:rPr>
-          <w:rFonts w:ascii="Times New Roman" w:hAnsi="Times New Roman" w:eastAsia="Times New Roman" w:cs="Times New Roman"/>
+          <w:rFonts w:eastAsia="Times New Roman" w:cs="Times New Roman" w:ascii="Times New Roman" w:hAnsi="Times New Roman"/>
           <w:sz w:val="28"/>
           <w:szCs w:val="28"/>
           <w:lang w:eastAsia="ru-RU"/>
@@ -13707,32 +14164,32 @@
       </m:oMath>
       <w:r>
         <w:rPr>
+          <w:rFonts w:eastAsia="Times New Roman" w:cs="Times New Roman" w:ascii="Times New Roman" w:hAnsi="Times New Roman"/>
+          <w:sz w:val="28"/>
+          <w:szCs w:val="28"/>
+          <w:lang w:eastAsia="ru-RU"/>
+        </w:rPr>
+        <w:t xml:space="preserve"> памяти. Для системы из трёх уравнений преимущество итерационного метода не проявляется: шесть итераций сопоставимы по трудоёмкости с тремя шагами метода Гаусса, однако метод Зейделя позволяет обойтись без хранения и исключения столбцов.</w:t>
+      </w:r>
+    </w:p>
+    <w:p>
+      <w:pPr>
+        <w:pStyle w:val="Normal"/>
+        <w:rPr>
           <w:rFonts w:ascii="Times New Roman" w:hAnsi="Times New Roman" w:eastAsia="Times New Roman" w:cs="Times New Roman"/>
           <w:sz w:val="28"/>
           <w:szCs w:val="28"/>
           <w:lang w:eastAsia="ru-RU"/>
         </w:rPr>
-        <w:t xml:space="preserve"> памяти. Для системы из трёх уравнений преимущество итерационного метода не проявляется: шесть итераций сопоставимы по трудоёмкости с тремя шагами метода Гаусса, однако метод Зейделя позволяет обойтись без хранения и исключения столбцов.</w:t>
-      </w:r>
-    </w:p>
-    <w:p>
-      <w:pPr>
-        <w:pStyle w:val="Normal"/>
-        <w:rPr>
-          <w:rFonts w:ascii="Times New Roman" w:hAnsi="Times New Roman" w:eastAsia="Times New Roman" w:cs="Times New Roman"/>
-          <w:sz w:val="28"/>
-          <w:szCs w:val="28"/>
-          <w:lang w:eastAsia="ru-RU"/>
-        </w:rPr>
-      </w:pPr>
-      <w:r>
-        <w:rPr>
-          <w:rFonts w:ascii="Times New Roman" w:hAnsi="Times New Roman" w:eastAsia="Times New Roman" w:cs="Times New Roman"/>
-          <w:sz w:val="28"/>
-          <w:szCs w:val="28"/>
-          <w:lang w:eastAsia="ru-RU"/>
-        </w:rPr>
-        <w:t xml:space="preserve">Таким образом, оба метода подтверждают друг друга: прямой метод Гаусса даёт решение с нулевым остатком, а итерационный метод Зейделя — то же решение за шесть итераций, что показывает работоспособность реализованного преобразования системы.</w:t>
+      </w:pPr>
+      <w:r>
+        <w:rPr>
+          <w:rFonts w:eastAsia="Times New Roman" w:cs="Times New Roman" w:ascii="Times New Roman" w:hAnsi="Times New Roman"/>
+          <w:sz w:val="28"/>
+          <w:szCs w:val="28"/>
+          <w:lang w:eastAsia="ru-RU"/>
+        </w:rPr>
+        <w:t>Таким образом, оба метода подтверждают друг друга: прямой метод Гаусса даёт решение с нулевым остатком, а итерационный метод Зейделя — то же решение за шесть итераций, что показывает работоспособность реализованного преобразования системы.</w:t>
       </w:r>
     </w:p>
     <w:p>
@@ -13742,16 +14199,16 @@
         <w:ind w:hanging="0" w:left="0"/>
         <w:rPr/>
       </w:pPr>
-      <w:bookmarkStart w:id="28" w:name="__RefHeading___Toc609_2103073263"/>
-      <w:bookmarkStart w:id="29" w:name="_Toc241401219"/>
-      <w:bookmarkStart w:id="30" w:name="_Toc241400853"/>
-      <w:bookmarkEnd w:id="28"/>
+      <w:bookmarkStart w:id="19" w:name="__RefHeading___Toc609_2103073263"/>
+      <w:bookmarkStart w:id="20" w:name="_Toc241401219"/>
+      <w:bookmarkStart w:id="21" w:name="_Toc241400853"/>
+      <w:bookmarkEnd w:id="19"/>
       <w:r>
         <w:rPr/>
         <w:t>Вывод</w:t>
       </w:r>
-      <w:bookmarkEnd w:id="29"/>
-      <w:bookmarkEnd w:id="30"/>
+      <w:bookmarkEnd w:id="20"/>
+      <w:bookmarkEnd w:id="21"/>
     </w:p>
     <w:p>
       <w:pPr>
@@ -13765,27 +14222,27 @@
       </w:pPr>
       <w:r>
         <w:rPr>
+          <w:rFonts w:eastAsia="Times New Roman" w:cs="Times New Roman" w:ascii="Times New Roman" w:hAnsi="Times New Roman"/>
+          <w:sz w:val="28"/>
+          <w:szCs w:val="28"/>
+          <w:lang w:eastAsia="ru-RU"/>
+        </w:rPr>
+        <w:t>В ходе лабораторной работы была рассмотрена система линейных алгебраических уравнений и выполнено её решение двумя методами: методом Гаусса с выбором главных элементов и методом Зейделя.</w:t>
+      </w:r>
+    </w:p>
+    <w:p>
+      <w:pPr>
+        <w:pStyle w:val="Normal"/>
+        <w:rPr>
           <w:rFonts w:ascii="Times New Roman" w:hAnsi="Times New Roman" w:eastAsia="Times New Roman" w:cs="Times New Roman"/>
           <w:sz w:val="28"/>
           <w:szCs w:val="28"/>
           <w:lang w:eastAsia="ru-RU"/>
         </w:rPr>
-        <w:t xml:space="preserve">В ходе лабораторной работы была рассмотрена система линейных алгебраических уравнений и выполнено её решение двумя методами: методом Гаусса с выбором главных элементов и методом Зейделя.</w:t>
-      </w:r>
-    </w:p>
-    <w:p>
-      <w:pPr>
-        <w:pStyle w:val="Normal"/>
-        <w:rPr>
-          <w:rFonts w:ascii="Times New Roman" w:hAnsi="Times New Roman" w:eastAsia="Times New Roman" w:cs="Times New Roman"/>
-          <w:sz w:val="28"/>
-          <w:szCs w:val="28"/>
-          <w:lang w:eastAsia="ru-RU"/>
-        </w:rPr>
-      </w:pPr>
-      <w:r>
-        <w:rPr>
-          <w:rFonts w:ascii="Times New Roman" w:hAnsi="Times New Roman" w:eastAsia="Times New Roman" w:cs="Times New Roman"/>
+      </w:pPr>
+      <w:r>
+        <w:rPr>
+          <w:rFonts w:eastAsia="Times New Roman" w:cs="Times New Roman" w:ascii="Times New Roman" w:hAnsi="Times New Roman"/>
           <w:sz w:val="28"/>
           <w:szCs w:val="28"/>
           <w:lang w:eastAsia="ru-RU"/>
@@ -13931,27 +14388,27 @@
       </m:oMath>
       <w:r>
         <w:rPr>
+          <w:rFonts w:eastAsia="Times New Roman" w:cs="Times New Roman" w:ascii="Times New Roman" w:hAnsi="Times New Roman"/>
+          <w:sz w:val="28"/>
+          <w:szCs w:val="28"/>
+          <w:lang w:eastAsia="ru-RU"/>
+        </w:rPr>
+        <w:t xml:space="preserve"> с остатком, равным нулю в пределах десяти знаков.</w:t>
+      </w:r>
+    </w:p>
+    <w:p>
+      <w:pPr>
+        <w:pStyle w:val="Normal"/>
+        <w:rPr>
           <w:rFonts w:ascii="Times New Roman" w:hAnsi="Times New Roman" w:eastAsia="Times New Roman" w:cs="Times New Roman"/>
           <w:sz w:val="28"/>
           <w:szCs w:val="28"/>
           <w:lang w:eastAsia="ru-RU"/>
         </w:rPr>
-        <w:t xml:space="preserve"> с остатком, равным нулю в пределах десяти знаков.</w:t>
-      </w:r>
-    </w:p>
-    <w:p>
-      <w:pPr>
-        <w:pStyle w:val="Normal"/>
-        <w:rPr>
-          <w:rFonts w:ascii="Times New Roman" w:hAnsi="Times New Roman" w:eastAsia="Times New Roman" w:cs="Times New Roman"/>
-          <w:sz w:val="28"/>
-          <w:szCs w:val="28"/>
-          <w:lang w:eastAsia="ru-RU"/>
-        </w:rPr>
-      </w:pPr>
-      <w:r>
-        <w:rPr>
-          <w:rFonts w:ascii="Times New Roman" w:hAnsi="Times New Roman" w:eastAsia="Times New Roman" w:cs="Times New Roman"/>
+      </w:pPr>
+      <w:r>
+        <w:rPr>
+          <w:rFonts w:eastAsia="Times New Roman" w:cs="Times New Roman" w:ascii="Times New Roman" w:hAnsi="Times New Roman"/>
           <w:sz w:val="28"/>
           <w:szCs w:val="28"/>
           <w:lang w:eastAsia="ru-RU"/>
@@ -14009,27 +14466,27 @@
       </m:oMath>
       <w:r>
         <w:rPr>
+          <w:rFonts w:eastAsia="Times New Roman" w:cs="Times New Roman" w:ascii="Times New Roman" w:hAnsi="Times New Roman"/>
+          <w:sz w:val="28"/>
+          <w:szCs w:val="28"/>
+          <w:lang w:eastAsia="ru-RU"/>
+        </w:rPr>
+        <w:t>.</w:t>
+      </w:r>
+    </w:p>
+    <w:p>
+      <w:pPr>
+        <w:pStyle w:val="Normal"/>
+        <w:rPr>
           <w:rFonts w:ascii="Times New Roman" w:hAnsi="Times New Roman" w:eastAsia="Times New Roman" w:cs="Times New Roman"/>
           <w:sz w:val="28"/>
           <w:szCs w:val="28"/>
           <w:lang w:eastAsia="ru-RU"/>
         </w:rPr>
-        <w:t xml:space="preserve">.</w:t>
-      </w:r>
-    </w:p>
-    <w:p>
-      <w:pPr>
-        <w:pStyle w:val="Normal"/>
-        <w:rPr>
-          <w:rFonts w:ascii="Times New Roman" w:hAnsi="Times New Roman" w:eastAsia="Times New Roman" w:cs="Times New Roman"/>
-          <w:sz w:val="28"/>
-          <w:szCs w:val="28"/>
-          <w:lang w:eastAsia="ru-RU"/>
-        </w:rPr>
-      </w:pPr>
-      <w:r>
-        <w:rPr>
-          <w:rFonts w:ascii="Times New Roman" w:hAnsi="Times New Roman" w:eastAsia="Times New Roman" w:cs="Times New Roman"/>
+      </w:pPr>
+      <w:r>
+        <w:rPr>
+          <w:rFonts w:eastAsia="Times New Roman" w:cs="Times New Roman" w:ascii="Times New Roman" w:hAnsi="Times New Roman"/>
           <w:sz w:val="28"/>
           <w:szCs w:val="28"/>
           <w:lang w:eastAsia="ru-RU"/>
@@ -14158,7 +14615,7 @@
       </m:oMath>
       <w:r>
         <w:rPr>
-          <w:rFonts w:ascii="Times New Roman" w:hAnsi="Times New Roman" w:eastAsia="Times New Roman" w:cs="Times New Roman"/>
+          <w:rFonts w:eastAsia="Times New Roman" w:cs="Times New Roman" w:ascii="Times New Roman" w:hAnsi="Times New Roman"/>
           <w:sz w:val="28"/>
           <w:szCs w:val="28"/>
           <w:lang w:eastAsia="ru-RU"/>
@@ -14199,34 +14656,40 @@
               <w:rPr>
                 <w:rFonts w:ascii="Cambria Math" w:hAnsi="Cambria Math"/>
               </w:rPr>
-              <m:t xml:space="preserve">−5</m:t>
+              <m:t xml:space="preserve">−</m:t>
+            </m:r>
+            <m:r>
+              <w:rPr>
+                <w:rFonts w:ascii="Cambria Math" w:hAnsi="Cambria Math"/>
+              </w:rPr>
+              <m:t xml:space="preserve">5</m:t>
             </m:r>
           </m:sup>
         </m:sSup>
       </m:oMath>
       <w:r>
         <w:rPr>
+          <w:rFonts w:eastAsia="Times New Roman" w:cs="Times New Roman" w:ascii="Times New Roman" w:hAnsi="Times New Roman"/>
+          <w:sz w:val="28"/>
+          <w:szCs w:val="28"/>
+          <w:lang w:eastAsia="ru-RU"/>
+        </w:rPr>
+        <w:t>.</w:t>
+      </w:r>
+    </w:p>
+    <w:p>
+      <w:pPr>
+        <w:pStyle w:val="Normal"/>
+        <w:rPr>
           <w:rFonts w:ascii="Times New Roman" w:hAnsi="Times New Roman" w:eastAsia="Times New Roman" w:cs="Times New Roman"/>
           <w:sz w:val="28"/>
           <w:szCs w:val="28"/>
           <w:lang w:eastAsia="ru-RU"/>
         </w:rPr>
-        <w:t xml:space="preserve">.</w:t>
-      </w:r>
-    </w:p>
-    <w:p>
-      <w:pPr>
-        <w:pStyle w:val="Normal"/>
-        <w:rPr>
-          <w:rFonts w:ascii="Times New Roman" w:hAnsi="Times New Roman" w:eastAsia="Times New Roman" w:cs="Times New Roman"/>
-          <w:sz w:val="28"/>
-          <w:szCs w:val="28"/>
-          <w:lang w:eastAsia="ru-RU"/>
-        </w:rPr>
-      </w:pPr>
-      <w:r>
-        <w:rPr>
-          <w:rFonts w:ascii="Times New Roman" w:hAnsi="Times New Roman" w:eastAsia="Times New Roman" w:cs="Times New Roman"/>
+      </w:pPr>
+      <w:r>
+        <w:rPr>
+          <w:rFonts w:eastAsia="Times New Roman" w:cs="Times New Roman" w:ascii="Times New Roman" w:hAnsi="Times New Roman"/>
           <w:sz w:val="28"/>
           <w:szCs w:val="28"/>
           <w:lang w:eastAsia="ru-RU"/>
@@ -14294,7 +14757,7 @@
       </m:oMath>
       <w:r>
         <w:rPr>
-          <w:rFonts w:ascii="Times New Roman" w:hAnsi="Times New Roman" w:eastAsia="Times New Roman" w:cs="Times New Roman"/>
+          <w:rFonts w:eastAsia="Times New Roman" w:cs="Times New Roman" w:ascii="Times New Roman" w:hAnsi="Times New Roman"/>
           <w:sz w:val="28"/>
           <w:szCs w:val="28"/>
           <w:lang w:eastAsia="ru-RU"/>
@@ -14406,32 +14869,33 @@
       </m:oMath>
       <w:r>
         <w:rPr>
+          <w:rFonts w:eastAsia="Times New Roman" w:cs="Times New Roman" w:ascii="Times New Roman" w:hAnsi="Times New Roman"/>
+          <w:sz w:val="28"/>
+          <w:szCs w:val="28"/>
+          <w:lang w:eastAsia="ru-RU"/>
+        </w:rPr>
+        <w:t xml:space="preserve"> — существенно меньше заданной точности.</w:t>
+      </w:r>
+    </w:p>
+    <w:p>
+      <w:pPr>
+        <w:pStyle w:val="Normal"/>
+        <w:spacing w:before="0" w:after="160"/>
+        <w:rPr>
           <w:rFonts w:ascii="Times New Roman" w:hAnsi="Times New Roman" w:eastAsia="Times New Roman" w:cs="Times New Roman"/>
           <w:sz w:val="28"/>
           <w:szCs w:val="28"/>
           <w:lang w:eastAsia="ru-RU"/>
         </w:rPr>
-        <w:t xml:space="preserve"> — существенно меньше заданной точности.</w:t>
-      </w:r>
-    </w:p>
-    <w:p>
-      <w:pPr>
-        <w:pStyle w:val="Normal"/>
-        <w:rPr>
-          <w:rFonts w:ascii="Times New Roman" w:hAnsi="Times New Roman" w:eastAsia="Times New Roman" w:cs="Times New Roman"/>
-          <w:sz w:val="28"/>
-          <w:szCs w:val="28"/>
-          <w:lang w:eastAsia="ru-RU"/>
-        </w:rPr>
-      </w:pPr>
-      <w:r>
-        <w:rPr>
-          <w:rFonts w:ascii="Times New Roman" w:hAnsi="Times New Roman" w:eastAsia="Times New Roman" w:cs="Times New Roman"/>
-          <w:sz w:val="28"/>
-          <w:szCs w:val="28"/>
-          <w:lang w:eastAsia="ru-RU"/>
-        </w:rPr>
-        <w:t xml:space="preserve">Таким образом, реализованные в программе методы Гаусса и Зейделя позволяют получить решение данной системы с необходимой точностью.</w:t>
+      </w:pPr>
+      <w:r>
+        <w:rPr>
+          <w:rFonts w:eastAsia="Times New Roman" w:cs="Times New Roman" w:ascii="Times New Roman" w:hAnsi="Times New Roman"/>
+          <w:sz w:val="28"/>
+          <w:szCs w:val="28"/>
+          <w:lang w:eastAsia="ru-RU"/>
+        </w:rPr>
+        <w:t>Таким образом, реализованные в программе методы Гаусса и Зейделя позволяют получить решение данной системы с необходимой точностью.</w:t>
       </w:r>
     </w:p>
     <w:sectPr>
